--- a/ecommerce.docx
+++ b/ecommerce.docx
@@ -2,839 +2,6 @@
 <file path=word/document.xml><?xml version="1.0" encoding="utf-8"?>
 <w:document xmlns:ve="http://schemas.openxmlformats.org/markup-compatibility/2006" xmlns:o="urn:schemas-microsoft-com:office:office" xmlns:r="http://schemas.openxmlformats.org/officeDocument/2006/relationships" xmlns:m="http://schemas.openxmlformats.org/officeDocument/2006/math" xmlns:v="urn:schemas-microsoft-com:vml" xmlns:wp="http://schemas.openxmlformats.org/drawingml/2006/wordprocessingDrawing" xmlns:w10="urn:schemas-microsoft-com:office:word" xmlns:w="http://schemas.openxmlformats.org/wordprocessingml/2006/main" xmlns:wne="http://schemas.microsoft.com/office/word/2006/wordml">
   <w:body>
-    <w:p>
-      <w:pPr>
-        <w:spacing w:line="360" w:lineRule="auto"/>
-        <w:jc w:val="center"/>
-        <w:rPr>
-          <w:rFonts w:cs="Times New Roman"/>
-          <w:b/>
-          <w:bCs/>
-          <w:sz w:val="32"/>
-          <w:szCs w:val="40"/>
-        </w:rPr>
-      </w:pPr>
-      <w:r>
-        <w:rPr>
-          <w:rFonts w:cs="Times New Roman"/>
-          <w:b/>
-          <w:bCs/>
-          <w:sz w:val="32"/>
-          <w:szCs w:val="40"/>
-        </w:rPr>
-        <w:t>TRIBHUVAN UNIVERSITY</w:t>
-      </w:r>
-    </w:p>
-    <w:p>
-      <w:pPr>
-        <w:spacing w:line="360" w:lineRule="auto"/>
-        <w:jc w:val="center"/>
-        <w:rPr>
-          <w:rFonts w:cs="Times New Roman"/>
-          <w:b/>
-          <w:bCs/>
-          <w:sz w:val="32"/>
-          <w:szCs w:val="40"/>
-        </w:rPr>
-      </w:pPr>
-      <w:r>
-        <w:rPr>
-          <w:rFonts w:cs="Times New Roman"/>
-          <w:b/>
-          <w:bCs/>
-          <w:sz w:val="32"/>
-          <w:szCs w:val="40"/>
-        </w:rPr>
-        <w:t>INSTITUTE OF SCIENCE AND TECHNOLOGY</w:t>
-      </w:r>
-    </w:p>
-    <w:p>
-      <w:pPr>
-        <w:spacing w:line="360" w:lineRule="auto"/>
-        <w:ind w:left="2880" w:firstLine="360"/>
-        <w:rPr>
-          <w:rFonts w:cs="Times New Roman"/>
-          <w:sz w:val="28"/>
-          <w:szCs w:val="36"/>
-        </w:rPr>
-      </w:pPr>
-      <w:r>
-        <w:rPr>
-          <w:rFonts w:cs="Times New Roman"/>
-          <w:noProof/>
-        </w:rPr>
-        <w:drawing>
-          <wp:inline distT="0" distB="0" distL="0" distR="0">
-            <wp:extent cx="1207200" cy="1410335"/>
-            <wp:effectExtent l="0" t="0" r="0" b="0"/>
-            <wp:docPr id="1610811634" name="Picture 1"/>
-            <wp:cNvGraphicFramePr>
-              <a:graphicFrameLocks xmlns:a="http://schemas.openxmlformats.org/drawingml/2006/main" noChangeAspect="1"/>
-            </wp:cNvGraphicFramePr>
-            <a:graphic xmlns:a="http://schemas.openxmlformats.org/drawingml/2006/main">
-              <a:graphicData uri="http://schemas.openxmlformats.org/drawingml/2006/picture">
-                <pic:pic xmlns:pic="http://schemas.openxmlformats.org/drawingml/2006/picture">
-                  <pic:nvPicPr>
-                    <pic:cNvPr id="1610811634" name="Picture 1"/>
-                    <pic:cNvPicPr>
-                      <a:picLocks noChangeAspect="1" noChangeArrowheads="1"/>
-                    </pic:cNvPicPr>
-                  </pic:nvPicPr>
-                  <pic:blipFill>
-                    <a:blip r:embed="rId8">
-                      <a:extLst>
-                        <a:ext uri="{28A0092B-C50C-407E-A947-70E740481C1C}">
-                          <a14:useLocalDpi xmlns="" xmlns:wpc="http://schemas.microsoft.com/office/word/2010/wordprocessingCanvas" xmlns:cx="http://schemas.microsoft.com/office/drawing/2014/chartex" xmlns:cx1="http://schemas.microsoft.com/office/drawing/2015/9/8/chartex" xmlns:cx2="http://schemas.microsoft.com/office/drawing/2015/10/21/chartex" xmlns:cx3="http://schemas.microsoft.com/office/drawing/2016/5/9/chartex" xmlns:cx4="http://schemas.microsoft.com/office/drawing/2016/5/10/chartex" xmlns:cx5="http://schemas.microsoft.com/office/drawing/2016/5/11/chartex" xmlns:cx6="http://schemas.microsoft.com/office/drawing/2016/5/12/chartex" xmlns:cx7="http://schemas.microsoft.com/office/drawing/2016/5/13/chartex" xmlns:cx8="http://schemas.microsoft.com/office/drawing/2016/5/14/chartex" xmlns:mc="http://schemas.openxmlformats.org/markup-compatibility/2006" xmlns:aink="http://schemas.microsoft.com/office/drawing/2016/ink" xmlns:am3d="http://schemas.microsoft.com/office/drawing/2017/model3d" xmlns:o="urn:schemas-microsoft-com:office:office" xmlns:oel="http://schemas.microsoft.com/office/2019/extlst" xmlns:v="urn:schemas-microsoft-com:vml" xmlns:wp14="http://schemas.microsoft.com/office/word/2010/wordprocessingDrawing" xmlns:w10="urn:schemas-microsoft-com:office:word" xmlns:w="http://schemas.openxmlformats.org/wordprocessingml/2006/main" xmlns:w14="http://schemas.microsoft.com/office/word/2010/wordml" xmlns:w15="http://schemas.microsoft.com/office/word/2012/wordml" xmlns:w16cex="http://schemas.microsoft.com/office/word/2018/wordml/cex" xmlns:w16cid="http://schemas.microsoft.com/office/word/2016/wordml/cid" xmlns:w16="http://schemas.microsoft.com/office/word/2018/wordml" xmlns:w16du="http://schemas.microsoft.com/office/word/2023/wordml/word16du" xmlns:w16sdtdh="http://schemas.microsoft.com/office/word/2020/wordml/sdtdatahash" xmlns:w16sdtfl="http://schemas.microsoft.com/office/word/2024/wordml/sdtformatlock" xmlns:w16se="http://schemas.microsoft.com/office/word/2015/wordml/symex" xmlns:wpg="http://schemas.microsoft.com/office/word/2010/wordprocessingGroup" xmlns:wpi="http://schemas.microsoft.com/office/word/2010/wordprocessingInk" xmlns:wps="http://schemas.microsoft.com/office/word/2010/wordprocessingShape" xmlns:a14="http://schemas.microsoft.com/office/drawing/2010/main" xmlns:arto="http://schemas.microsoft.com/office/word/2006/arto" val="0"/>
-                        </a:ext>
-                      </a:extLst>
-                    </a:blip>
-                    <a:stretch>
-                      <a:fillRect/>
-                    </a:stretch>
-                  </pic:blipFill>
-                  <pic:spPr bwMode="auto">
-                    <a:xfrm>
-                      <a:off x="0" y="0"/>
-                      <a:ext cx="1207200" cy="1410335"/>
-                    </a:xfrm>
-                    <a:prstGeom prst="rect">
-                      <a:avLst/>
-                    </a:prstGeom>
-                    <a:noFill/>
-                    <a:ln>
-                      <a:noFill/>
-                    </a:ln>
-                  </pic:spPr>
-                </pic:pic>
-              </a:graphicData>
-            </a:graphic>
-          </wp:inline>
-        </w:drawing>
-      </w:r>
-    </w:p>
-    <w:p>
-      <w:pPr>
-        <w:spacing w:line="360" w:lineRule="auto"/>
-        <w:ind w:left="2880" w:firstLine="360"/>
-        <w:rPr>
-          <w:rFonts w:cs="Times New Roman"/>
-          <w:sz w:val="28"/>
-          <w:szCs w:val="36"/>
-        </w:rPr>
-      </w:pPr>
-    </w:p>
-    <w:p>
-      <w:pPr>
-        <w:spacing w:line="360" w:lineRule="auto"/>
-        <w:jc w:val="center"/>
-        <w:rPr>
-          <w:rFonts w:cs="Times New Roman"/>
-          <w:b/>
-          <w:bCs/>
-          <w:sz w:val="28"/>
-          <w:szCs w:val="36"/>
-        </w:rPr>
-      </w:pPr>
-      <w:r>
-        <w:rPr>
-          <w:rFonts w:cs="Times New Roman"/>
-          <w:b/>
-          <w:bCs/>
-          <w:sz w:val="28"/>
-          <w:szCs w:val="36"/>
-        </w:rPr>
-        <w:t>COLLEGE MANAGEMENT SYSTEM</w:t>
-      </w:r>
-    </w:p>
-    <w:p>
-      <w:pPr>
-        <w:spacing w:line="360" w:lineRule="auto"/>
-        <w:rPr>
-          <w:rFonts w:cs="Times New Roman"/>
-          <w:b/>
-          <w:bCs/>
-          <w:sz w:val="28"/>
-          <w:szCs w:val="36"/>
-        </w:rPr>
-      </w:pPr>
-    </w:p>
-    <w:p>
-      <w:pPr>
-        <w:spacing w:line="360" w:lineRule="auto"/>
-        <w:jc w:val="center"/>
-        <w:rPr>
-          <w:rFonts w:cs="Times New Roman"/>
-          <w:b/>
-          <w:bCs/>
-          <w:sz w:val="28"/>
-          <w:szCs w:val="36"/>
-        </w:rPr>
-      </w:pPr>
-      <w:r>
-        <w:rPr>
-          <w:rFonts w:cs="Times New Roman"/>
-          <w:b/>
-          <w:bCs/>
-          <w:sz w:val="28"/>
-          <w:szCs w:val="36"/>
-        </w:rPr>
-        <w:t>A PROJECT REPORT</w:t>
-      </w:r>
-    </w:p>
-    <w:p>
-      <w:pPr>
-        <w:spacing w:line="360" w:lineRule="auto"/>
-        <w:jc w:val="center"/>
-        <w:rPr>
-          <w:rFonts w:cs="Times New Roman"/>
-          <w:b/>
-          <w:bCs/>
-          <w:sz w:val="28"/>
-          <w:szCs w:val="36"/>
-        </w:rPr>
-      </w:pPr>
-      <w:r>
-        <w:rPr>
-          <w:rFonts w:cs="Times New Roman"/>
-          <w:b/>
-          <w:bCs/>
-          <w:sz w:val="28"/>
-          <w:szCs w:val="36"/>
-        </w:rPr>
-        <w:t>Submitted to</w:t>
-      </w:r>
-    </w:p>
-    <w:p>
-      <w:pPr>
-        <w:spacing w:line="360" w:lineRule="auto"/>
-        <w:jc w:val="center"/>
-        <w:rPr>
-          <w:rFonts w:cs="Times New Roman"/>
-          <w:b/>
-          <w:bCs/>
-          <w:sz w:val="28"/>
-          <w:szCs w:val="36"/>
-        </w:rPr>
-      </w:pPr>
-      <w:r>
-        <w:rPr>
-          <w:rFonts w:cs="Times New Roman"/>
-          <w:b/>
-          <w:bCs/>
-          <w:sz w:val="28"/>
-          <w:szCs w:val="36"/>
-        </w:rPr>
-        <w:t>Ms. Pratima Gautam</w:t>
-      </w:r>
-    </w:p>
-    <w:p>
-      <w:pPr>
-        <w:spacing w:line="360" w:lineRule="auto"/>
-        <w:jc w:val="center"/>
-        <w:rPr>
-          <w:rFonts w:cs="Times New Roman"/>
-          <w:b/>
-          <w:bCs/>
-          <w:sz w:val="28"/>
-          <w:szCs w:val="36"/>
-        </w:rPr>
-      </w:pPr>
-      <w:r>
-        <w:rPr>
-          <w:rFonts w:cs="Times New Roman"/>
-          <w:b/>
-          <w:bCs/>
-          <w:sz w:val="28"/>
-          <w:szCs w:val="36"/>
-        </w:rPr>
-        <w:t>Software Engineering (CSC375)</w:t>
-      </w:r>
-    </w:p>
-    <w:p>
-      <w:pPr>
-        <w:spacing w:line="360" w:lineRule="auto"/>
-        <w:jc w:val="center"/>
-        <w:rPr>
-          <w:rFonts w:cs="Times New Roman"/>
-          <w:b/>
-          <w:bCs/>
-          <w:sz w:val="28"/>
-          <w:szCs w:val="36"/>
-        </w:rPr>
-      </w:pPr>
-      <w:r>
-        <w:rPr>
-          <w:rFonts w:cs="Times New Roman"/>
-          <w:b/>
-          <w:bCs/>
-          <w:sz w:val="28"/>
-          <w:szCs w:val="36"/>
-        </w:rPr>
-        <w:t>Vedas College</w:t>
-      </w:r>
-    </w:p>
-    <w:p>
-      <w:pPr>
-        <w:spacing w:line="360" w:lineRule="auto"/>
-        <w:jc w:val="center"/>
-        <w:rPr>
-          <w:rFonts w:cs="Times New Roman"/>
-          <w:b/>
-          <w:bCs/>
-          <w:sz w:val="28"/>
-          <w:szCs w:val="36"/>
-        </w:rPr>
-      </w:pPr>
-      <w:r>
-        <w:rPr>
-          <w:rFonts w:cs="Times New Roman"/>
-          <w:b/>
-          <w:bCs/>
-          <w:sz w:val="28"/>
-          <w:szCs w:val="36"/>
-        </w:rPr>
-        <w:t>Jawalakhel, Lalitpur</w:t>
-      </w:r>
-    </w:p>
-    <w:p>
-      <w:pPr>
-        <w:spacing w:line="360" w:lineRule="auto"/>
-        <w:ind w:left="2880" w:hanging="630"/>
-        <w:rPr>
-          <w:rFonts w:cs="Times New Roman"/>
-          <w:b/>
-          <w:bCs/>
-          <w:sz w:val="28"/>
-          <w:szCs w:val="36"/>
-        </w:rPr>
-      </w:pPr>
-    </w:p>
-    <w:p>
-      <w:pPr>
-        <w:spacing w:line="360" w:lineRule="auto"/>
-        <w:rPr>
-          <w:rFonts w:cs="Times New Roman"/>
-          <w:b/>
-          <w:bCs/>
-          <w:sz w:val="28"/>
-          <w:szCs w:val="36"/>
-        </w:rPr>
-      </w:pPr>
-    </w:p>
-    <w:p>
-      <w:pPr>
-        <w:spacing w:line="360" w:lineRule="auto"/>
-        <w:jc w:val="center"/>
-        <w:rPr>
-          <w:rFonts w:cs="Times New Roman"/>
-          <w:b/>
-          <w:bCs/>
-          <w:sz w:val="28"/>
-          <w:szCs w:val="36"/>
-        </w:rPr>
-      </w:pPr>
-      <w:r>
-        <w:rPr>
-          <w:rFonts w:cs="Times New Roman"/>
-          <w:b/>
-          <w:bCs/>
-          <w:sz w:val="28"/>
-          <w:szCs w:val="36"/>
-        </w:rPr>
-        <w:t>Submitted By</w:t>
-      </w:r>
-    </w:p>
-    <w:p>
-      <w:pPr>
-        <w:spacing w:line="360" w:lineRule="auto"/>
-        <w:jc w:val="center"/>
-        <w:rPr>
-          <w:rFonts w:cs="Times New Roman"/>
-          <w:b/>
-          <w:bCs/>
-          <w:sz w:val="28"/>
-          <w:szCs w:val="36"/>
-        </w:rPr>
-      </w:pPr>
-      <w:r>
-        <w:rPr>
-          <w:rFonts w:cs="Times New Roman"/>
-          <w:b/>
-          <w:bCs/>
-          <w:sz w:val="28"/>
-          <w:szCs w:val="36"/>
-        </w:rPr>
-        <w:t>Bibash Sangroula</w:t>
-      </w:r>
-      <w:r>
-        <w:rPr>
-          <w:rFonts w:cs="Times New Roman"/>
-          <w:b/>
-          <w:bCs/>
-          <w:sz w:val="28"/>
-          <w:szCs w:val="36"/>
-        </w:rPr>
-        <w:t xml:space="preserve"> (</w:t>
-      </w:r>
-      <w:r>
-        <w:rPr>
-          <w:rFonts w:cs="Times New Roman"/>
-          <w:b/>
-          <w:bCs/>
-          <w:sz w:val="28"/>
-          <w:szCs w:val="36"/>
-        </w:rPr>
-        <w:t>5-2-149-14-2022</w:t>
-      </w:r>
-      <w:r>
-        <w:rPr>
-          <w:rFonts w:cs="Times New Roman"/>
-          <w:b/>
-          <w:bCs/>
-          <w:sz w:val="28"/>
-          <w:szCs w:val="36"/>
-        </w:rPr>
-        <w:t>)</w:t>
-      </w:r>
-    </w:p>
-    <w:p>
-      <w:pPr>
-        <w:spacing w:line="360" w:lineRule="auto"/>
-        <w:jc w:val="center"/>
-        <w:rPr>
-          <w:rFonts w:cs="Times New Roman"/>
-          <w:b/>
-          <w:bCs/>
-          <w:sz w:val="28"/>
-          <w:szCs w:val="36"/>
-        </w:rPr>
-      </w:pPr>
-      <w:r>
-        <w:rPr>
-          <w:rFonts w:cs="Times New Roman"/>
-          <w:b/>
-          <w:bCs/>
-          <w:sz w:val="28"/>
-          <w:szCs w:val="36"/>
-        </w:rPr>
-        <w:t>Bipana Kapali</w:t>
-      </w:r>
-      <w:r>
-        <w:rPr>
-          <w:rFonts w:cs="Times New Roman"/>
-          <w:b/>
-          <w:bCs/>
-          <w:sz w:val="28"/>
-          <w:szCs w:val="36"/>
-        </w:rPr>
-        <w:t xml:space="preserve"> (</w:t>
-      </w:r>
-      <w:r>
-        <w:rPr>
-          <w:rFonts w:cs="Times New Roman"/>
-          <w:b/>
-          <w:bCs/>
-          <w:sz w:val="28"/>
-          <w:szCs w:val="36"/>
-        </w:rPr>
-        <w:t>5-2-149-15-2022</w:t>
-      </w:r>
-      <w:r>
-        <w:rPr>
-          <w:rFonts w:cs="Times New Roman"/>
-          <w:b/>
-          <w:bCs/>
-          <w:sz w:val="28"/>
-          <w:szCs w:val="36"/>
-        </w:rPr>
-        <w:t>)</w:t>
-      </w:r>
-    </w:p>
-    <w:p>
-      <w:pPr>
-        <w:spacing w:line="360" w:lineRule="auto"/>
-        <w:jc w:val="center"/>
-        <w:rPr>
-          <w:rFonts w:cs="Times New Roman"/>
-          <w:b/>
-          <w:bCs/>
-          <w:sz w:val="28"/>
-          <w:szCs w:val="36"/>
-        </w:rPr>
-      </w:pPr>
-      <w:r>
-        <w:rPr>
-          <w:rFonts w:cs="Times New Roman"/>
-          <w:b/>
-          <w:bCs/>
-          <w:sz w:val="28"/>
-          <w:szCs w:val="36"/>
-        </w:rPr>
-        <w:lastRenderedPageBreak/>
-        <w:t>Lokendra Kumar K</w:t>
-      </w:r>
-      <w:r>
-        <w:rPr>
-          <w:rFonts w:cs="Times New Roman"/>
-          <w:b/>
-          <w:bCs/>
-          <w:sz w:val="28"/>
-          <w:szCs w:val="36"/>
-        </w:rPr>
-        <w:t>C (</w:t>
-      </w:r>
-      <w:r>
-        <w:rPr>
-          <w:rFonts w:cs="Times New Roman"/>
-          <w:b/>
-          <w:bCs/>
-          <w:sz w:val="28"/>
-          <w:szCs w:val="36"/>
-        </w:rPr>
-        <w:t>5-2-149-06-2022</w:t>
-      </w:r>
-      <w:r>
-        <w:rPr>
-          <w:rFonts w:cs="Times New Roman"/>
-          <w:b/>
-          <w:bCs/>
-          <w:sz w:val="28"/>
-          <w:szCs w:val="36"/>
-        </w:rPr>
-        <w:t xml:space="preserve">) </w:t>
-      </w:r>
-    </w:p>
-    <w:p>
-      <w:pPr>
-        <w:spacing w:line="360" w:lineRule="auto"/>
-        <w:jc w:val="center"/>
-        <w:rPr>
-          <w:rFonts w:cs="Times New Roman"/>
-          <w:b/>
-          <w:bCs/>
-          <w:sz w:val="28"/>
-          <w:szCs w:val="36"/>
-        </w:rPr>
-        <w:sectPr>
-          <w:footerReference w:type="default" r:id="rId9"/>
-          <w:pgSz w:w="12240" w:h="15840"/>
-          <w:pgMar w:top="1440" w:right="1440" w:bottom="1440" w:left="1440" w:header="288" w:footer="720" w:gutter="0"/>
-          <w:pgNumType w:fmt="lowerRoman" w:start="1"/>
-          <w:cols w:space="720"/>
-          <w:docGrid w:linePitch="360"/>
-        </w:sectPr>
-      </w:pPr>
-      <w:r>
-        <w:rPr>
-          <w:rFonts w:cs="Times New Roman"/>
-          <w:b/>
-          <w:bCs/>
-          <w:sz w:val="28"/>
-          <w:szCs w:val="36"/>
-        </w:rPr>
-        <w:t>B</w:t>
-      </w:r>
-      <w:r>
-        <w:rPr>
-          <w:rFonts w:cs="Times New Roman"/>
-          <w:b/>
-          <w:bCs/>
-          <w:sz w:val="28"/>
-          <w:szCs w:val="36"/>
-        </w:rPr>
-        <w:t>S</w:t>
-      </w:r>
-      <w:r>
-        <w:rPr>
-          <w:rFonts w:cs="Times New Roman"/>
-          <w:b/>
-          <w:bCs/>
-          <w:sz w:val="28"/>
-          <w:szCs w:val="36"/>
-        </w:rPr>
-        <w:t>c.C</w:t>
-      </w:r>
-      <w:r>
-        <w:rPr>
-          <w:rFonts w:cs="Times New Roman"/>
-          <w:b/>
-          <w:bCs/>
-          <w:sz w:val="28"/>
-          <w:szCs w:val="36"/>
-        </w:rPr>
-        <w:t>SIT</w:t>
-      </w:r>
-      <w:r>
-        <w:rPr>
-          <w:rFonts w:cs="Times New Roman"/>
-          <w:b/>
-          <w:bCs/>
-          <w:sz w:val="28"/>
-          <w:szCs w:val="36"/>
-        </w:rPr>
-        <w:t xml:space="preserve"> 6</w:t>
-      </w:r>
-      <w:r>
-        <w:rPr>
-          <w:rFonts w:cs="Times New Roman"/>
-          <w:b/>
-          <w:bCs/>
-          <w:sz w:val="28"/>
-          <w:szCs w:val="36"/>
-          <w:vertAlign w:val="superscript"/>
-        </w:rPr>
-        <w:t>th</w:t>
-      </w:r>
-      <w:r>
-        <w:rPr>
-          <w:rFonts w:cs="Times New Roman"/>
-          <w:b/>
-          <w:bCs/>
-          <w:sz w:val="28"/>
-          <w:szCs w:val="36"/>
-        </w:rPr>
-        <w:t xml:space="preserve"> Semester</w:t>
-      </w:r>
-    </w:p>
-    <w:p>
-      <w:pPr>
-        <w:spacing w:line="360" w:lineRule="auto"/>
-        <w:ind w:left="2880"/>
-        <w:rPr>
-          <w:rFonts w:cs="Times New Roman"/>
-          <w:b/>
-          <w:bCs/>
-          <w:sz w:val="32"/>
-          <w:szCs w:val="32"/>
-        </w:rPr>
-      </w:pPr>
-      <w:bookmarkStart w:id="0" w:name="_bookmark0"/>
-      <w:bookmarkEnd w:id="0"/>
-      <w:r>
-        <w:rPr>
-          <w:rFonts w:cs="Times New Roman"/>
-          <w:b/>
-          <w:bCs/>
-          <w:sz w:val="32"/>
-          <w:szCs w:val="32"/>
-        </w:rPr>
-        <w:lastRenderedPageBreak/>
-        <w:t>ACKNOWLEDGEMENT</w:t>
-      </w:r>
-    </w:p>
-    <w:p>
-      <w:pPr>
-        <w:spacing w:line="360" w:lineRule="auto"/>
-        <w:rPr>
-          <w:rFonts w:cs="Times New Roman"/>
-        </w:rPr>
-      </w:pPr>
-      <w:r>
-        <w:rPr>
-          <w:rFonts w:cs="Times New Roman"/>
-        </w:rPr>
-        <w:t xml:space="preserve">This report is the result of the collective eﬀorts of our team as part of the </w:t>
-      </w:r>
-      <w:r>
-        <w:rPr>
-          <w:rFonts w:cs="Times New Roman"/>
-          <w:b/>
-        </w:rPr>
-        <w:t>SoftwareEngineering</w:t>
-      </w:r>
-      <w:r>
-        <w:rPr>
-          <w:rFonts w:cs="Times New Roman"/>
-        </w:rPr>
-        <w:t>courseundertheBachelor'sinComputerScienceandInformationTechnology (BSc.CSIT)program.Thesuccessfulcompletionofthisstudywouldnothavebeenpossible without the structured guidance provided throughout the semester.</w:t>
-      </w:r>
-    </w:p>
-    <w:p>
-      <w:pPr>
-        <w:spacing w:line="360" w:lineRule="auto"/>
-        <w:rPr>
-          <w:rFonts w:cs="Times New Roman"/>
-        </w:rPr>
-      </w:pPr>
-      <w:r>
-        <w:rPr>
-          <w:rFonts w:cs="Times New Roman"/>
-        </w:rPr>
-        <w:t xml:space="preserve">We would like to extend our sincere appreciation to our course instructor, </w:t>
-      </w:r>
-      <w:r>
-        <w:rPr>
-          <w:rFonts w:cs="Times New Roman"/>
-          <w:b/>
-        </w:rPr>
-        <w:t>M</w:t>
-      </w:r>
-      <w:r>
-        <w:rPr>
-          <w:rFonts w:cs="Times New Roman"/>
-          <w:b/>
-        </w:rPr>
-        <w:t>s.</w:t>
-      </w:r>
-      <w:r>
-        <w:rPr>
-          <w:rFonts w:cs="Times New Roman"/>
-          <w:b/>
-        </w:rPr>
-        <w:t xml:space="preserve"> Pratima Gautam</w:t>
-      </w:r>
-      <w:r>
-        <w:rPr>
-          <w:rFonts w:cs="Times New Roman"/>
-        </w:rPr>
-        <w:t>,forh</w:t>
-      </w:r>
-      <w:r>
-        <w:rPr>
-          <w:rFonts w:cs="Times New Roman"/>
-        </w:rPr>
-        <w:t>er</w:t>
-      </w:r>
-      <w:r>
-        <w:rPr>
-          <w:rFonts w:cs="Times New Roman"/>
-        </w:rPr>
-        <w:t>expertguidanceandcontinuoussupport.H</w:t>
-      </w:r>
-      <w:r>
-        <w:rPr>
-          <w:rFonts w:cs="Times New Roman"/>
-        </w:rPr>
-        <w:t>er</w:t>
-      </w:r>
-      <w:r>
-        <w:rPr>
-          <w:rFonts w:cs="Times New Roman"/>
-        </w:rPr>
-        <w:t>insightsandrecommendations have been invaluable in shaping the direction of our research.</w:t>
-      </w:r>
-    </w:p>
-    <w:p>
-      <w:pPr>
-        <w:spacing w:line="360" w:lineRule="auto"/>
-        <w:rPr>
-          <w:rFonts w:cs="Times New Roman"/>
-        </w:rPr>
-      </w:pPr>
-      <w:r>
-        <w:rPr>
-          <w:rFonts w:cs="Times New Roman"/>
-        </w:rPr>
-        <w:t>Additionally, we would like to recognize the valuable resources, including web articles, reports,andindustrycasestudies,whichprovidedessentialinsightsandsupportedthedepth of this study.</w:t>
-      </w:r>
-    </w:p>
-    <w:p>
-      <w:pPr>
-        <w:spacing w:line="360" w:lineRule="auto"/>
-        <w:rPr>
-          <w:rFonts w:cs="Times New Roman"/>
-        </w:rPr>
-      </w:pPr>
-      <w:r>
-        <w:rPr>
-          <w:rFonts w:cs="Times New Roman"/>
-        </w:rPr>
-        <w:br w:type="page"/>
-      </w:r>
-    </w:p>
-    <w:p>
-      <w:pPr>
-        <w:spacing w:line="360" w:lineRule="auto"/>
-        <w:ind w:left="3600"/>
-        <w:rPr>
-          <w:rFonts w:cs="Times New Roman"/>
-          <w:b/>
-          <w:bCs/>
-          <w:sz w:val="32"/>
-          <w:szCs w:val="32"/>
-        </w:rPr>
-      </w:pPr>
-      <w:r>
-        <w:rPr>
-          <w:rFonts w:cs="Times New Roman"/>
-          <w:b/>
-          <w:bCs/>
-          <w:sz w:val="32"/>
-          <w:szCs w:val="32"/>
-        </w:rPr>
-        <w:lastRenderedPageBreak/>
-        <w:t>ABSTRACT</w:t>
-      </w:r>
-    </w:p>
-    <w:p>
-      <w:pPr>
-        <w:spacing w:line="360" w:lineRule="auto"/>
-        <w:rPr>
-          <w:rFonts w:cs="Times New Roman"/>
-        </w:rPr>
-      </w:pPr>
-      <w:bookmarkStart w:id="1" w:name="_Hlk208573253"/>
-      <w:r>
-        <w:rPr>
-          <w:rFonts w:cs="Times New Roman"/>
-        </w:rPr>
-        <w:t>This project focuses on the development of a College Management System (CMS) designed to overcome the administrative inefficiencies faced by educational institutions still dependent on outdated paper-based or fragmented systems. Such legacy approaches often result in time-consuming manual processes, higher risks of human error, restricted real-time data access, and weak data security.</w:t>
-      </w:r>
-    </w:p>
-    <w:p>
-      <w:pPr>
-        <w:spacing w:line="360" w:lineRule="auto"/>
-        <w:rPr>
-          <w:rFonts w:cs="Times New Roman"/>
-        </w:rPr>
-      </w:pPr>
-      <w:r>
-        <w:rPr>
-          <w:rFonts w:cs="Times New Roman"/>
-        </w:rPr>
-        <w:t>The proposed CMS addresses these challenges by automating and centralizing core administrative functions, including admissions, course allocation, attendance tracking, fee management, and examination handling. The system aims to provide a secure, user-friendly, and scalable platform that enhances operational efficiency and data reliability. To ensure robust security, role-based access control is implemented, enabling tailored privileges for students, faculty, and administrators.</w:t>
-      </w:r>
-    </w:p>
-    <w:p>
-      <w:pPr>
-        <w:spacing w:line="360" w:lineRule="auto"/>
-        <w:rPr>
-          <w:rFonts w:cs="Times New Roman"/>
-        </w:rPr>
-      </w:pPr>
-      <w:r>
-        <w:rPr>
-          <w:rFonts w:cs="Times New Roman"/>
-        </w:rPr>
-        <w:t>The development follows the Waterfall methodology, ensuring a structured and systematic approach to requirement gathering, system design, implementation, and testing. The anticipated outcome is an efficient, accurate, and reliable system that reduces manual effort, minimizes errors, saves time, and improves the overall administrative environment. By enabling real-time data access and strengthening data security, the CMS is expected to transform administrative processes and significantly enhance the operational effectiveness of educational institutions.</w:t>
-      </w:r>
-    </w:p>
-    <w:p>
-      <w:pPr>
-        <w:pStyle w:val="BodyText"/>
-        <w:spacing w:line="360" w:lineRule="auto"/>
-        <w:ind w:left="448" w:right="476"/>
-      </w:pPr>
-    </w:p>
-    <w:bookmarkEnd w:id="1"/>
-    <w:p>
-      <w:pPr>
-        <w:spacing w:line="360" w:lineRule="auto"/>
-        <w:rPr>
-          <w:rFonts w:eastAsiaTheme="majorEastAsia" w:cs="Times New Roman"/>
-          <w:b/>
-          <w:color w:val="000000" w:themeColor="text1"/>
-          <w:sz w:val="32"/>
-          <w:szCs w:val="40"/>
-        </w:rPr>
-      </w:pPr>
-      <w:r>
-        <w:rPr>
-          <w:rFonts w:cs="Times New Roman"/>
-        </w:rPr>
-        <w:br w:type="page"/>
-      </w:r>
-    </w:p>
     <w:sdt>
       <w:sdtPr>
         <w:rPr>
@@ -912,7 +79,7 @@
             </w:rPr>
             <w:fldChar w:fldCharType="separate"/>
           </w:r>
-          <w:hyperlink w:anchor="_Toc216984584" w:history="1">
+          <w:hyperlink w:anchor="_Toc217321349" w:history="1">
             <w:r>
               <w:rPr>
                 <w:rStyle w:val="Hyperlink"/>
@@ -940,7 +107,7 @@
                 <w:noProof/>
                 <w:webHidden/>
               </w:rPr>
-              <w:instrText xml:space="preserve"> PAGEREF _Toc216984584 \h </w:instrText>
+              <w:instrText xml:space="preserve"> PAGEREF _Toc217321349 \h </w:instrText>
             </w:r>
             <w:r>
               <w:rPr>
@@ -986,7 +153,7 @@
               <w:szCs w:val="22"/>
             </w:rPr>
           </w:pPr>
-          <w:hyperlink w:anchor="_Toc216984585" w:history="1">
+          <w:hyperlink w:anchor="_Toc217321350" w:history="1">
             <w:r>
               <w:rPr>
                 <w:rStyle w:val="Hyperlink"/>
@@ -1032,7 +199,7 @@
                 <w:noProof/>
                 <w:webHidden/>
               </w:rPr>
-              <w:instrText xml:space="preserve"> PAGEREF _Toc216984585 \h </w:instrText>
+              <w:instrText xml:space="preserve"> PAGEREF _Toc217321350 \h </w:instrText>
             </w:r>
             <w:r>
               <w:rPr>
@@ -1078,7 +245,7 @@
               <w:szCs w:val="22"/>
             </w:rPr>
           </w:pPr>
-          <w:hyperlink w:anchor="_Toc216984586" w:history="1">
+          <w:hyperlink w:anchor="_Toc217321351" w:history="1">
             <w:r>
               <w:rPr>
                 <w:rStyle w:val="Hyperlink"/>
@@ -1124,7 +291,7 @@
                 <w:noProof/>
                 <w:webHidden/>
               </w:rPr>
-              <w:instrText xml:space="preserve"> PAGEREF _Toc216984586 \h </w:instrText>
+              <w:instrText xml:space="preserve"> PAGEREF _Toc217321351 \h </w:instrText>
             </w:r>
             <w:r>
               <w:rPr>
@@ -1170,7 +337,7 @@
               <w:szCs w:val="22"/>
             </w:rPr>
           </w:pPr>
-          <w:hyperlink w:anchor="_Toc216984587" w:history="1">
+          <w:hyperlink w:anchor="_Toc217321352" w:history="1">
             <w:r>
               <w:rPr>
                 <w:rStyle w:val="Hyperlink"/>
@@ -1216,7 +383,7 @@
                 <w:noProof/>
                 <w:webHidden/>
               </w:rPr>
-              <w:instrText xml:space="preserve"> PAGEREF _Toc216984587 \h </w:instrText>
+              <w:instrText xml:space="preserve"> PAGEREF _Toc217321352 \h </w:instrText>
             </w:r>
             <w:r>
               <w:rPr>
@@ -1262,7 +429,7 @@
               <w:szCs w:val="22"/>
             </w:rPr>
           </w:pPr>
-          <w:hyperlink w:anchor="_Toc216984588" w:history="1">
+          <w:hyperlink w:anchor="_Toc217321353" w:history="1">
             <w:r>
               <w:rPr>
                 <w:rStyle w:val="Hyperlink"/>
@@ -1308,7 +475,7 @@
                 <w:noProof/>
                 <w:webHidden/>
               </w:rPr>
-              <w:instrText xml:space="preserve"> PAGEREF _Toc216984588 \h </w:instrText>
+              <w:instrText xml:space="preserve"> PAGEREF _Toc217321353 \h </w:instrText>
             </w:r>
             <w:r>
               <w:rPr>
@@ -1353,7 +520,7 @@
               <w:szCs w:val="22"/>
             </w:rPr>
           </w:pPr>
-          <w:hyperlink w:anchor="_Toc216984589" w:history="1">
+          <w:hyperlink w:anchor="_Toc217321354" w:history="1">
             <w:r>
               <w:rPr>
                 <w:rStyle w:val="Hyperlink"/>
@@ -1381,7 +548,7 @@
                 <w:noProof/>
                 <w:webHidden/>
               </w:rPr>
-              <w:instrText xml:space="preserve"> PAGEREF _Toc216984589 \h </w:instrText>
+              <w:instrText xml:space="preserve"> PAGEREF _Toc217321354 \h </w:instrText>
             </w:r>
             <w:r>
               <w:rPr>
@@ -1426,7 +593,7 @@
               <w:szCs w:val="22"/>
             </w:rPr>
           </w:pPr>
-          <w:hyperlink w:anchor="_Toc216984590" w:history="1">
+          <w:hyperlink w:anchor="_Toc217321355" w:history="1">
             <w:r>
               <w:rPr>
                 <w:rStyle w:val="Hyperlink"/>
@@ -1454,7 +621,7 @@
                 <w:noProof/>
                 <w:webHidden/>
               </w:rPr>
-              <w:instrText xml:space="preserve"> PAGEREF _Toc216984590 \h </w:instrText>
+              <w:instrText xml:space="preserve"> PAGEREF _Toc217321355 \h </w:instrText>
             </w:r>
             <w:r>
               <w:rPr>
@@ -1499,7 +666,7 @@
               <w:szCs w:val="22"/>
             </w:rPr>
           </w:pPr>
-          <w:hyperlink w:anchor="_Toc216984591" w:history="1">
+          <w:hyperlink w:anchor="_Toc217321356" w:history="1">
             <w:r>
               <w:rPr>
                 <w:rStyle w:val="Hyperlink"/>
@@ -1527,7 +694,7 @@
                 <w:noProof/>
                 <w:webHidden/>
               </w:rPr>
-              <w:instrText xml:space="preserve"> PAGEREF _Toc216984591 \h </w:instrText>
+              <w:instrText xml:space="preserve"> PAGEREF _Toc217321356 \h </w:instrText>
             </w:r>
             <w:r>
               <w:rPr>
@@ -1572,7 +739,7 @@
               <w:szCs w:val="22"/>
             </w:rPr>
           </w:pPr>
-          <w:hyperlink w:anchor="_Toc216984592" w:history="1">
+          <w:hyperlink w:anchor="_Toc217321357" w:history="1">
             <w:r>
               <w:rPr>
                 <w:rStyle w:val="Hyperlink"/>
@@ -1600,7 +767,7 @@
                 <w:noProof/>
                 <w:webHidden/>
               </w:rPr>
-              <w:instrText xml:space="preserve"> PAGEREF _Toc216984592 \h </w:instrText>
+              <w:instrText xml:space="preserve"> PAGEREF _Toc217321357 \h </w:instrText>
             </w:r>
             <w:r>
               <w:rPr>
@@ -1620,7 +787,7 @@
                 <w:noProof/>
                 <w:webHidden/>
               </w:rPr>
-              <w:t>4</w:t>
+              <w:t>3</w:t>
             </w:r>
             <w:r>
               <w:rPr>
@@ -1645,7 +812,7 @@
               <w:szCs w:val="22"/>
             </w:rPr>
           </w:pPr>
-          <w:hyperlink w:anchor="_Toc216984593" w:history="1">
+          <w:hyperlink w:anchor="_Toc217321358" w:history="1">
             <w:r>
               <w:rPr>
                 <w:rStyle w:val="Hyperlink"/>
@@ -1673,7 +840,7 @@
                 <w:noProof/>
                 <w:webHidden/>
               </w:rPr>
-              <w:instrText xml:space="preserve"> PAGEREF _Toc216984593 \h </w:instrText>
+              <w:instrText xml:space="preserve"> PAGEREF _Toc217321358 \h </w:instrText>
             </w:r>
             <w:r>
               <w:rPr>
@@ -1718,7 +885,7 @@
               <w:szCs w:val="22"/>
             </w:rPr>
           </w:pPr>
-          <w:hyperlink w:anchor="_Toc216984594" w:history="1">
+          <w:hyperlink w:anchor="_Toc217321359" w:history="1">
             <w:r>
               <w:rPr>
                 <w:rStyle w:val="Hyperlink"/>
@@ -1746,7 +913,7 @@
                 <w:noProof/>
                 <w:webHidden/>
               </w:rPr>
-              <w:instrText xml:space="preserve"> PAGEREF _Toc216984594 \h </w:instrText>
+              <w:instrText xml:space="preserve"> PAGEREF _Toc217321359 \h </w:instrText>
             </w:r>
             <w:r>
               <w:rPr>
@@ -1791,7 +958,7 @@
               <w:szCs w:val="22"/>
             </w:rPr>
           </w:pPr>
-          <w:hyperlink w:anchor="_Toc216984595" w:history="1">
+          <w:hyperlink w:anchor="_Toc217321360" w:history="1">
             <w:r>
               <w:rPr>
                 <w:rStyle w:val="Hyperlink"/>
@@ -1819,7 +986,7 @@
                 <w:noProof/>
                 <w:webHidden/>
               </w:rPr>
-              <w:instrText xml:space="preserve"> PAGEREF _Toc216984595 \h </w:instrText>
+              <w:instrText xml:space="preserve"> PAGEREF _Toc217321360 \h </w:instrText>
             </w:r>
             <w:r>
               <w:rPr>
@@ -1864,7 +1031,7 @@
               <w:szCs w:val="22"/>
             </w:rPr>
           </w:pPr>
-          <w:hyperlink w:anchor="_Toc216984596" w:history="1">
+          <w:hyperlink w:anchor="_Toc217321361" w:history="1">
             <w:r>
               <w:rPr>
                 <w:rStyle w:val="Hyperlink"/>
@@ -1892,7 +1059,7 @@
                 <w:noProof/>
                 <w:webHidden/>
               </w:rPr>
-              <w:instrText xml:space="preserve"> PAGEREF _Toc216984596 \h </w:instrText>
+              <w:instrText xml:space="preserve"> PAGEREF _Toc217321361 \h </w:instrText>
             </w:r>
             <w:r>
               <w:rPr>
@@ -1937,7 +1104,7 @@
               <w:szCs w:val="22"/>
             </w:rPr>
           </w:pPr>
-          <w:hyperlink w:anchor="_Toc216984597" w:history="1">
+          <w:hyperlink w:anchor="_Toc217321362" w:history="1">
             <w:r>
               <w:rPr>
                 <w:rStyle w:val="Hyperlink"/>
@@ -1965,7 +1132,7 @@
                 <w:noProof/>
                 <w:webHidden/>
               </w:rPr>
-              <w:instrText xml:space="preserve"> PAGEREF _Toc216984597 \h </w:instrText>
+              <w:instrText xml:space="preserve"> PAGEREF _Toc217321362 \h </w:instrText>
             </w:r>
             <w:r>
               <w:rPr>
@@ -2010,7 +1177,7 @@
               <w:szCs w:val="22"/>
             </w:rPr>
           </w:pPr>
-          <w:hyperlink w:anchor="_Toc216984598" w:history="1">
+          <w:hyperlink w:anchor="_Toc217321363" w:history="1">
             <w:r>
               <w:rPr>
                 <w:rStyle w:val="Hyperlink"/>
@@ -2038,7 +1205,7 @@
                 <w:noProof/>
                 <w:webHidden/>
               </w:rPr>
-              <w:instrText xml:space="preserve"> PAGEREF _Toc216984598 \h </w:instrText>
+              <w:instrText xml:space="preserve"> PAGEREF _Toc217321363 \h </w:instrText>
             </w:r>
             <w:r>
               <w:rPr>
@@ -2083,7 +1250,7 @@
               <w:szCs w:val="22"/>
             </w:rPr>
           </w:pPr>
-          <w:hyperlink w:anchor="_Toc216984599" w:history="1">
+          <w:hyperlink w:anchor="_Toc217321364" w:history="1">
             <w:r>
               <w:rPr>
                 <w:rStyle w:val="Hyperlink"/>
@@ -2111,7 +1278,7 @@
                 <w:noProof/>
                 <w:webHidden/>
               </w:rPr>
-              <w:instrText xml:space="preserve"> PAGEREF _Toc216984599 \h </w:instrText>
+              <w:instrText xml:space="preserve"> PAGEREF _Toc217321364 \h </w:instrText>
             </w:r>
             <w:r>
               <w:rPr>
@@ -2156,7 +1323,7 @@
               <w:szCs w:val="22"/>
             </w:rPr>
           </w:pPr>
-          <w:hyperlink w:anchor="_Toc216984600" w:history="1">
+          <w:hyperlink w:anchor="_Toc217321365" w:history="1">
             <w:r>
               <w:rPr>
                 <w:rStyle w:val="Hyperlink"/>
@@ -2184,7 +1351,7 @@
                 <w:noProof/>
                 <w:webHidden/>
               </w:rPr>
-              <w:instrText xml:space="preserve"> PAGEREF _Toc216984600 \h </w:instrText>
+              <w:instrText xml:space="preserve"> PAGEREF _Toc217321365 \h </w:instrText>
             </w:r>
             <w:r>
               <w:rPr>
@@ -2229,7 +1396,7 @@
               <w:szCs w:val="22"/>
             </w:rPr>
           </w:pPr>
-          <w:hyperlink w:anchor="_Toc216984601" w:history="1">
+          <w:hyperlink w:anchor="_Toc217321366" w:history="1">
             <w:r>
               <w:rPr>
                 <w:rStyle w:val="Hyperlink"/>
@@ -2257,7 +1424,7 @@
                 <w:noProof/>
                 <w:webHidden/>
               </w:rPr>
-              <w:instrText xml:space="preserve"> PAGEREF _Toc216984601 \h </w:instrText>
+              <w:instrText xml:space="preserve"> PAGEREF _Toc217321366 \h </w:instrText>
             </w:r>
             <w:r>
               <w:rPr>
@@ -2302,7 +1469,7 @@
               <w:szCs w:val="22"/>
             </w:rPr>
           </w:pPr>
-          <w:hyperlink w:anchor="_Toc216984602" w:history="1">
+          <w:hyperlink w:anchor="_Toc217321367" w:history="1">
             <w:r>
               <w:rPr>
                 <w:rStyle w:val="Hyperlink"/>
@@ -2330,7 +1497,7 @@
                 <w:noProof/>
                 <w:webHidden/>
               </w:rPr>
-              <w:instrText xml:space="preserve"> PAGEREF _Toc216984602 \h </w:instrText>
+              <w:instrText xml:space="preserve"> PAGEREF _Toc217321367 \h </w:instrText>
             </w:r>
             <w:r>
               <w:rPr>
@@ -2350,7 +1517,7 @@
                 <w:noProof/>
                 <w:webHidden/>
               </w:rPr>
-              <w:t>10</w:t>
+              <w:t>9</w:t>
             </w:r>
             <w:r>
               <w:rPr>
@@ -2375,7 +1542,7 @@
               <w:szCs w:val="22"/>
             </w:rPr>
           </w:pPr>
-          <w:hyperlink w:anchor="_Toc216984603" w:history="1">
+          <w:hyperlink w:anchor="_Toc217321368" w:history="1">
             <w:r>
               <w:rPr>
                 <w:rStyle w:val="Hyperlink"/>
@@ -2403,7 +1570,7 @@
                 <w:noProof/>
                 <w:webHidden/>
               </w:rPr>
-              <w:instrText xml:space="preserve"> PAGEREF _Toc216984603 \h </w:instrText>
+              <w:instrText xml:space="preserve"> PAGEREF _Toc217321368 \h </w:instrText>
             </w:r>
             <w:r>
               <w:rPr>
@@ -2448,7 +1615,7 @@
               <w:szCs w:val="22"/>
             </w:rPr>
           </w:pPr>
-          <w:hyperlink w:anchor="_Toc216984604" w:history="1">
+          <w:hyperlink w:anchor="_Toc217321369" w:history="1">
             <w:r>
               <w:rPr>
                 <w:rStyle w:val="Hyperlink"/>
@@ -2476,7 +1643,7 @@
                 <w:noProof/>
                 <w:webHidden/>
               </w:rPr>
-              <w:instrText xml:space="preserve"> PAGEREF _Toc216984604 \h </w:instrText>
+              <w:instrText xml:space="preserve"> PAGEREF _Toc217321369 \h </w:instrText>
             </w:r>
             <w:r>
               <w:rPr>
@@ -2521,7 +1688,7 @@
               <w:szCs w:val="22"/>
             </w:rPr>
           </w:pPr>
-          <w:hyperlink w:anchor="_Toc216984605" w:history="1">
+          <w:hyperlink w:anchor="_Toc217321370" w:history="1">
             <w:r>
               <w:rPr>
                 <w:rStyle w:val="Hyperlink"/>
@@ -2549,7 +1716,7 @@
                 <w:noProof/>
                 <w:webHidden/>
               </w:rPr>
-              <w:instrText xml:space="preserve"> PAGEREF _Toc216984605 \h </w:instrText>
+              <w:instrText xml:space="preserve"> PAGEREF _Toc217321370 \h </w:instrText>
             </w:r>
             <w:r>
               <w:rPr>
@@ -2594,14 +1761,14 @@
               <w:szCs w:val="22"/>
             </w:rPr>
           </w:pPr>
-          <w:hyperlink w:anchor="_Toc216984606" w:history="1">
+          <w:hyperlink w:anchor="_Toc217321371" w:history="1">
             <w:r>
               <w:rPr>
                 <w:rStyle w:val="Hyperlink"/>
                 <w:rFonts w:cs="Times New Roman"/>
                 <w:noProof/>
               </w:rPr>
-              <w:t>5.1. Stella Jewellers E-commerce Website Design</w:t>
+              <w:t>5.1. Login and Register Page Design</w:t>
             </w:r>
             <w:r>
               <w:rPr>
@@ -2622,7 +1789,7 @@
                 <w:noProof/>
                 <w:webHidden/>
               </w:rPr>
-              <w:instrText xml:space="preserve"> PAGEREF _Toc216984606 \h </w:instrText>
+              <w:instrText xml:space="preserve"> PAGEREF _Toc217321371 \h </w:instrText>
             </w:r>
             <w:r>
               <w:rPr>
@@ -2667,14 +1834,14 @@
               <w:szCs w:val="22"/>
             </w:rPr>
           </w:pPr>
-          <w:hyperlink w:anchor="_Toc216984607" w:history="1">
+          <w:hyperlink w:anchor="_Toc217321372" w:history="1">
             <w:r>
               <w:rPr>
                 <w:rStyle w:val="Hyperlink"/>
                 <w:rFonts w:cs="Times New Roman"/>
                 <w:noProof/>
               </w:rPr>
-              <w:t>5.2. About Us Page Design</w:t>
+              <w:t>5.2. Stella Jewellers E-commerce Website Design</w:t>
             </w:r>
             <w:r>
               <w:rPr>
@@ -2695,7 +1862,7 @@
                 <w:noProof/>
                 <w:webHidden/>
               </w:rPr>
-              <w:instrText xml:space="preserve"> PAGEREF _Toc216984607 \h </w:instrText>
+              <w:instrText xml:space="preserve"> PAGEREF _Toc217321372 \h </w:instrText>
             </w:r>
             <w:r>
               <w:rPr>
@@ -2740,14 +1907,14 @@
               <w:szCs w:val="22"/>
             </w:rPr>
           </w:pPr>
-          <w:hyperlink w:anchor="_Toc216984608" w:history="1">
+          <w:hyperlink w:anchor="_Toc217321373" w:history="1">
             <w:r>
               <w:rPr>
                 <w:rStyle w:val="Hyperlink"/>
                 <w:rFonts w:cs="Times New Roman"/>
                 <w:noProof/>
               </w:rPr>
-              <w:t>5.3. Contact Us Section</w:t>
+              <w:t>5.3. About Us Page Design</w:t>
             </w:r>
             <w:r>
               <w:rPr>
@@ -2768,7 +1935,7 @@
                 <w:noProof/>
                 <w:webHidden/>
               </w:rPr>
-              <w:instrText xml:space="preserve"> PAGEREF _Toc216984608 \h </w:instrText>
+              <w:instrText xml:space="preserve"> PAGEREF _Toc217321373 \h </w:instrText>
             </w:r>
             <w:r>
               <w:rPr>
@@ -2813,14 +1980,14 @@
               <w:szCs w:val="22"/>
             </w:rPr>
           </w:pPr>
-          <w:hyperlink w:anchor="_Toc216984609" w:history="1">
+          <w:hyperlink w:anchor="_Toc217321374" w:history="1">
             <w:r>
               <w:rPr>
                 <w:rStyle w:val="Hyperlink"/>
                 <w:rFonts w:cs="Times New Roman"/>
                 <w:noProof/>
               </w:rPr>
-              <w:t>5.4. Shop Section</w:t>
+              <w:t>5.4. Contact Us Section</w:t>
             </w:r>
             <w:r>
               <w:rPr>
@@ -2841,7 +2008,7 @@
                 <w:noProof/>
                 <w:webHidden/>
               </w:rPr>
-              <w:instrText xml:space="preserve"> PAGEREF _Toc216984609 \h </w:instrText>
+              <w:instrText xml:space="preserve"> PAGEREF _Toc217321374 \h </w:instrText>
             </w:r>
             <w:r>
               <w:rPr>
@@ -2886,14 +2053,14 @@
               <w:szCs w:val="22"/>
             </w:rPr>
           </w:pPr>
-          <w:hyperlink w:anchor="_Toc216984610" w:history="1">
+          <w:hyperlink w:anchor="_Toc217321375" w:history="1">
             <w:r>
               <w:rPr>
                 <w:rStyle w:val="Hyperlink"/>
                 <w:rFonts w:cs="Times New Roman"/>
                 <w:noProof/>
               </w:rPr>
-              <w:t>5.5. Cart Section</w:t>
+              <w:t>5.5. Shop Section</w:t>
             </w:r>
             <w:r>
               <w:rPr>
@@ -2914,7 +2081,7 @@
                 <w:noProof/>
                 <w:webHidden/>
               </w:rPr>
-              <w:instrText xml:space="preserve"> PAGEREF _Toc216984610 \h </w:instrText>
+              <w:instrText xml:space="preserve"> PAGEREF _Toc217321375 \h </w:instrText>
             </w:r>
             <w:r>
               <w:rPr>
@@ -2935,6 +2102,79 @@
                 <w:webHidden/>
               </w:rPr>
               <w:t>15</w:t>
+            </w:r>
+            <w:r>
+              <w:rPr>
+                <w:noProof/>
+                <w:webHidden/>
+              </w:rPr>
+              <w:fldChar w:fldCharType="end"/>
+            </w:r>
+          </w:hyperlink>
+        </w:p>
+        <w:p>
+          <w:pPr>
+            <w:pStyle w:val="TOC2"/>
+            <w:tabs>
+              <w:tab w:val="right" w:leader="dot" w:pos="9350"/>
+            </w:tabs>
+            <w:rPr>
+              <w:rFonts w:asciiTheme="minorHAnsi" w:eastAsiaTheme="minorEastAsia" w:hAnsiTheme="minorHAnsi"/>
+              <w:noProof/>
+              <w:kern w:val="0"/>
+              <w:sz w:val="22"/>
+              <w:szCs w:val="22"/>
+            </w:rPr>
+          </w:pPr>
+          <w:hyperlink w:anchor="_Toc217321376" w:history="1">
+            <w:r>
+              <w:rPr>
+                <w:rStyle w:val="Hyperlink"/>
+                <w:rFonts w:cs="Times New Roman"/>
+                <w:noProof/>
+              </w:rPr>
+              <w:t>5.6. Cart Section</w:t>
+            </w:r>
+            <w:r>
+              <w:rPr>
+                <w:noProof/>
+                <w:webHidden/>
+              </w:rPr>
+              <w:tab/>
+            </w:r>
+            <w:r>
+              <w:rPr>
+                <w:noProof/>
+                <w:webHidden/>
+              </w:rPr>
+              <w:fldChar w:fldCharType="begin"/>
+            </w:r>
+            <w:r>
+              <w:rPr>
+                <w:noProof/>
+                <w:webHidden/>
+              </w:rPr>
+              <w:instrText xml:space="preserve"> PAGEREF _Toc217321376 \h </w:instrText>
+            </w:r>
+            <w:r>
+              <w:rPr>
+                <w:noProof/>
+                <w:webHidden/>
+              </w:rPr>
+            </w:r>
+            <w:r>
+              <w:rPr>
+                <w:noProof/>
+                <w:webHidden/>
+              </w:rPr>
+              <w:fldChar w:fldCharType="separate"/>
+            </w:r>
+            <w:r>
+              <w:rPr>
+                <w:noProof/>
+                <w:webHidden/>
+              </w:rPr>
+              <w:t>16</w:t>
             </w:r>
             <w:r>
               <w:rPr>
@@ -2959,7 +2199,7 @@
               <w:szCs w:val="22"/>
             </w:rPr>
           </w:pPr>
-          <w:hyperlink w:anchor="_Toc216984611" w:history="1">
+          <w:hyperlink w:anchor="_Toc217321377" w:history="1">
             <w:r>
               <w:rPr>
                 <w:rStyle w:val="Hyperlink"/>
@@ -2987,7 +2227,7 @@
                 <w:noProof/>
                 <w:webHidden/>
               </w:rPr>
-              <w:instrText xml:space="preserve"> PAGEREF _Toc216984611 \h </w:instrText>
+              <w:instrText xml:space="preserve"> PAGEREF _Toc217321377 \h </w:instrText>
             </w:r>
             <w:r>
               <w:rPr>
@@ -3007,7 +2247,7 @@
                 <w:noProof/>
                 <w:webHidden/>
               </w:rPr>
-              <w:t>16</w:t>
+              <w:t>17</w:t>
             </w:r>
             <w:r>
               <w:rPr>
@@ -3032,7 +2272,7 @@
               <w:szCs w:val="22"/>
             </w:rPr>
           </w:pPr>
-          <w:hyperlink w:anchor="_Toc216984612" w:history="1">
+          <w:hyperlink w:anchor="_Toc217321378" w:history="1">
             <w:r>
               <w:rPr>
                 <w:rStyle w:val="Hyperlink"/>
@@ -3060,7 +2300,7 @@
                 <w:noProof/>
                 <w:webHidden/>
               </w:rPr>
-              <w:instrText xml:space="preserve"> PAGEREF _Toc216984612 \h </w:instrText>
+              <w:instrText xml:space="preserve"> PAGEREF _Toc217321378 \h </w:instrText>
             </w:r>
             <w:r>
               <w:rPr>
@@ -3080,7 +2320,7 @@
                 <w:noProof/>
                 <w:webHidden/>
               </w:rPr>
-              <w:t>16</w:t>
+              <w:t>17</w:t>
             </w:r>
             <w:r>
               <w:rPr>
@@ -3105,7 +2345,7 @@
               <w:szCs w:val="22"/>
             </w:rPr>
           </w:pPr>
-          <w:hyperlink w:anchor="_Toc216984613" w:history="1">
+          <w:hyperlink w:anchor="_Toc217321379" w:history="1">
             <w:r>
               <w:rPr>
                 <w:rStyle w:val="Hyperlink"/>
@@ -3133,7 +2373,7 @@
                 <w:noProof/>
                 <w:webHidden/>
               </w:rPr>
-              <w:instrText xml:space="preserve"> PAGEREF _Toc216984613 \h </w:instrText>
+              <w:instrText xml:space="preserve"> PAGEREF _Toc217321379 \h </w:instrText>
             </w:r>
             <w:r>
               <w:rPr>
@@ -3153,7 +2393,7 @@
                 <w:noProof/>
                 <w:webHidden/>
               </w:rPr>
-              <w:t>16</w:t>
+              <w:t>17</w:t>
             </w:r>
             <w:r>
               <w:rPr>
@@ -3178,7 +2418,7 @@
               <w:szCs w:val="22"/>
             </w:rPr>
           </w:pPr>
-          <w:hyperlink w:anchor="_Toc216984614" w:history="1">
+          <w:hyperlink w:anchor="_Toc217321380" w:history="1">
             <w:r>
               <w:rPr>
                 <w:rStyle w:val="Hyperlink"/>
@@ -3206,7 +2446,7 @@
                 <w:noProof/>
                 <w:webHidden/>
               </w:rPr>
-              <w:instrText xml:space="preserve"> PAGEREF _Toc216984614 \h </w:instrText>
+              <w:instrText xml:space="preserve"> PAGEREF _Toc217321380 \h </w:instrText>
             </w:r>
             <w:r>
               <w:rPr>
@@ -3226,7 +2466,7 @@
                 <w:noProof/>
                 <w:webHidden/>
               </w:rPr>
-              <w:t>18</w:t>
+              <w:t>19</w:t>
             </w:r>
             <w:r>
               <w:rPr>
@@ -3251,7 +2491,7 @@
               <w:szCs w:val="22"/>
             </w:rPr>
           </w:pPr>
-          <w:hyperlink w:anchor="_Toc216984615" w:history="1">
+          <w:hyperlink w:anchor="_Toc217321381" w:history="1">
             <w:r>
               <w:rPr>
                 <w:rStyle w:val="Hyperlink"/>
@@ -3279,7 +2519,7 @@
                 <w:noProof/>
                 <w:webHidden/>
               </w:rPr>
-              <w:instrText xml:space="preserve"> PAGEREF _Toc216984615 \h </w:instrText>
+              <w:instrText xml:space="preserve"> PAGEREF _Toc217321381 \h </w:instrText>
             </w:r>
             <w:r>
               <w:rPr>
@@ -3299,7 +2539,7 @@
                 <w:noProof/>
                 <w:webHidden/>
               </w:rPr>
-              <w:t>18</w:t>
+              <w:t>19</w:t>
             </w:r>
             <w:r>
               <w:rPr>
@@ -3324,7 +2564,7 @@
               <w:szCs w:val="22"/>
             </w:rPr>
           </w:pPr>
-          <w:hyperlink w:anchor="_Toc216984616" w:history="1">
+          <w:hyperlink w:anchor="_Toc217321382" w:history="1">
             <w:r>
               <w:rPr>
                 <w:rStyle w:val="Hyperlink"/>
@@ -3352,7 +2592,7 @@
                 <w:noProof/>
                 <w:webHidden/>
               </w:rPr>
-              <w:instrText xml:space="preserve"> PAGEREF _Toc216984616 \h </w:instrText>
+              <w:instrText xml:space="preserve"> PAGEREF _Toc217321382 \h </w:instrText>
             </w:r>
             <w:r>
               <w:rPr>
@@ -3372,7 +2612,7 @@
                 <w:noProof/>
                 <w:webHidden/>
               </w:rPr>
-              <w:t>18</w:t>
+              <w:t>19</w:t>
             </w:r>
             <w:r>
               <w:rPr>
@@ -3397,7 +2637,7 @@
               <w:szCs w:val="22"/>
             </w:rPr>
           </w:pPr>
-          <w:hyperlink w:anchor="_Toc216984617" w:history="1">
+          <w:hyperlink w:anchor="_Toc217321383" w:history="1">
             <w:r>
               <w:rPr>
                 <w:rStyle w:val="Hyperlink"/>
@@ -3425,7 +2665,7 @@
                 <w:noProof/>
                 <w:webHidden/>
               </w:rPr>
-              <w:instrText xml:space="preserve"> PAGEREF _Toc216984617 \h </w:instrText>
+              <w:instrText xml:space="preserve"> PAGEREF _Toc217321383 \h </w:instrText>
             </w:r>
             <w:r>
               <w:rPr>
@@ -3445,7 +2685,7 @@
                 <w:noProof/>
                 <w:webHidden/>
               </w:rPr>
-              <w:t>20</w:t>
+              <w:t>21</w:t>
             </w:r>
             <w:r>
               <w:rPr>
@@ -3511,1794 +2751,21 @@
     </w:p>
     <w:p>
       <w:pPr>
-        <w:pStyle w:val="TOCHeading"/>
-        <w:spacing w:line="360" w:lineRule="auto"/>
-        <w:jc w:val="both"/>
-        <w:rPr>
-          <w:rFonts w:ascii="Times New Roman" w:hAnsi="Times New Roman" w:cs="Times New Roman"/>
-          <w:b/>
-          <w:bCs/>
-          <w:color w:val="auto"/>
-        </w:rPr>
-      </w:pPr>
-      <w:r>
-        <w:rPr>
-          <w:rFonts w:ascii="Times New Roman" w:hAnsi="Times New Roman" w:cs="Times New Roman"/>
-          <w:b/>
-          <w:bCs/>
-          <w:color w:val="auto"/>
-        </w:rPr>
-        <w:lastRenderedPageBreak/>
-        <w:t>List of Figures</w:t>
-      </w:r>
-    </w:p>
-    <w:p>
-      <w:pPr>
-        <w:pStyle w:val="TableofFigures"/>
-        <w:tabs>
-          <w:tab w:val="right" w:leader="dot" w:pos="9350"/>
-        </w:tabs>
-        <w:spacing w:line="360" w:lineRule="auto"/>
-        <w:rPr>
-          <w:rFonts w:eastAsiaTheme="minorEastAsia" w:cs="Times New Roman"/>
-          <w:noProof/>
-        </w:rPr>
-      </w:pPr>
-      <w:r>
+        <w:spacing w:line="360" w:lineRule="auto"/>
         <w:rPr>
           <w:rFonts w:eastAsiaTheme="majorEastAsia" w:cs="Times New Roman"/>
           <w:b/>
           <w:color w:val="000000" w:themeColor="text1"/>
-          <w:sz w:val="32"/>
-          <w:szCs w:val="40"/>
-        </w:rPr>
-        <w:fldChar w:fldCharType="begin"/>
-      </w:r>
-      <w:r>
-        <w:rPr>
-          <w:rFonts w:eastAsiaTheme="majorEastAsia" w:cs="Times New Roman"/>
-          <w:b/>
-          <w:color w:val="000000" w:themeColor="text1"/>
-          <w:sz w:val="32"/>
-          <w:szCs w:val="40"/>
-        </w:rPr>
-        <w:instrText xml:space="preserve"> TOC \h \z \c "Figure" </w:instrText>
-      </w:r>
-      <w:r>
-        <w:rPr>
-          <w:rFonts w:eastAsiaTheme="majorEastAsia" w:cs="Times New Roman"/>
-          <w:b/>
-          <w:color w:val="000000" w:themeColor="text1"/>
-          <w:sz w:val="32"/>
-          <w:szCs w:val="40"/>
-        </w:rPr>
-        <w:fldChar w:fldCharType="separate"/>
-      </w:r>
-      <w:hyperlink w:anchor="_Toc208693039" w:history="1">
-        <w:r>
-          <w:rPr>
-            <w:rStyle w:val="Hyperlink"/>
-            <w:rFonts w:cs="Times New Roman"/>
-            <w:noProof/>
-          </w:rPr>
-          <w:t>Figure 1:The Waterfall Model Showing the sequential flow of different phases for the CMS</w:t>
-        </w:r>
-        <w:r>
-          <w:rPr>
-            <w:rFonts w:cs="Times New Roman"/>
-            <w:noProof/>
-            <w:webHidden/>
-          </w:rPr>
-          <w:tab/>
-        </w:r>
-        <w:r>
-          <w:rPr>
-            <w:rFonts w:cs="Times New Roman"/>
-            <w:noProof/>
-            <w:webHidden/>
-          </w:rPr>
-          <w:fldChar w:fldCharType="begin"/>
-        </w:r>
-        <w:r>
-          <w:rPr>
-            <w:rFonts w:cs="Times New Roman"/>
-            <w:noProof/>
-            <w:webHidden/>
-          </w:rPr>
-          <w:instrText xml:space="preserve"> PAGEREF _Toc208693039 \h </w:instrText>
-        </w:r>
-        <w:r>
-          <w:rPr>
-            <w:rFonts w:cs="Times New Roman"/>
-            <w:noProof/>
-            <w:webHidden/>
-          </w:rPr>
-          <w:fldChar w:fldCharType="separate"/>
-        </w:r>
-        <w:r>
-          <w:rPr>
-            <w:rFonts w:cs="Times New Roman"/>
-            <w:b/>
-            <w:bCs/>
-            <w:noProof/>
-            <w:webHidden/>
-          </w:rPr>
-          <w:t>Error! Bookmark not defined.</w:t>
-        </w:r>
-        <w:r>
-          <w:rPr>
-            <w:rFonts w:cs="Times New Roman"/>
-            <w:noProof/>
-            <w:webHidden/>
-          </w:rPr>
-          <w:fldChar w:fldCharType="end"/>
-        </w:r>
-      </w:hyperlink>
-    </w:p>
-    <w:p>
-      <w:pPr>
-        <w:pStyle w:val="TableofFigures"/>
-        <w:tabs>
-          <w:tab w:val="right" w:leader="dot" w:pos="9350"/>
-        </w:tabs>
-        <w:spacing w:line="360" w:lineRule="auto"/>
-        <w:rPr>
-          <w:rFonts w:eastAsiaTheme="minorEastAsia" w:cs="Times New Roman"/>
-          <w:noProof/>
-        </w:rPr>
-      </w:pPr>
-      <w:hyperlink w:anchor="_Toc208693040" w:history="1">
-        <w:r>
-          <w:rPr>
-            <w:rStyle w:val="Hyperlink"/>
-            <w:rFonts w:cs="Times New Roman"/>
-            <w:noProof/>
-          </w:rPr>
-          <w:t>Figure 2: Gantt chart Representation of Task Schedule of Project (CMS)</w:t>
-        </w:r>
-        <w:r>
-          <w:rPr>
-            <w:rFonts w:cs="Times New Roman"/>
-            <w:noProof/>
-            <w:webHidden/>
-          </w:rPr>
-          <w:tab/>
-        </w:r>
-        <w:r>
-          <w:rPr>
-            <w:rFonts w:cs="Times New Roman"/>
-            <w:noProof/>
-            <w:webHidden/>
-          </w:rPr>
-          <w:fldChar w:fldCharType="begin"/>
-        </w:r>
-        <w:r>
-          <w:rPr>
-            <w:rFonts w:cs="Times New Roman"/>
-            <w:noProof/>
-            <w:webHidden/>
-          </w:rPr>
-          <w:instrText xml:space="preserve"> PAGEREF _Toc208693040 \h </w:instrText>
-        </w:r>
-        <w:r>
-          <w:rPr>
-            <w:rFonts w:cs="Times New Roman"/>
-            <w:noProof/>
-            <w:webHidden/>
-          </w:rPr>
-          <w:fldChar w:fldCharType="separate"/>
-        </w:r>
-        <w:r>
-          <w:rPr>
-            <w:rFonts w:cs="Times New Roman"/>
-            <w:b/>
-            <w:bCs/>
-            <w:noProof/>
-            <w:webHidden/>
-          </w:rPr>
-          <w:t>Error! Bookmark not defined.</w:t>
-        </w:r>
-        <w:r>
-          <w:rPr>
-            <w:rFonts w:cs="Times New Roman"/>
-            <w:noProof/>
-            <w:webHidden/>
-          </w:rPr>
-          <w:fldChar w:fldCharType="end"/>
-        </w:r>
-      </w:hyperlink>
-    </w:p>
-    <w:p>
-      <w:pPr>
-        <w:pStyle w:val="TableofFigures"/>
-        <w:tabs>
-          <w:tab w:val="right" w:leader="dot" w:pos="9350"/>
-        </w:tabs>
-        <w:spacing w:line="360" w:lineRule="auto"/>
-        <w:rPr>
-          <w:rFonts w:eastAsiaTheme="minorEastAsia" w:cs="Times New Roman"/>
-          <w:noProof/>
-        </w:rPr>
-      </w:pPr>
-      <w:hyperlink w:anchor="_Toc208693041" w:history="1">
-        <w:r>
-          <w:rPr>
-            <w:rStyle w:val="Hyperlink"/>
-            <w:rFonts w:cs="Times New Roman"/>
-            <w:noProof/>
-          </w:rPr>
-          <w:t>Figure 3:General Block Diagram of (CMS)</w:t>
-        </w:r>
-        <w:r>
-          <w:rPr>
-            <w:rFonts w:cs="Times New Roman"/>
-            <w:noProof/>
-            <w:webHidden/>
-          </w:rPr>
-          <w:tab/>
-        </w:r>
-        <w:r>
-          <w:rPr>
-            <w:rFonts w:cs="Times New Roman"/>
-            <w:noProof/>
-            <w:webHidden/>
-          </w:rPr>
-          <w:fldChar w:fldCharType="begin"/>
-        </w:r>
-        <w:r>
-          <w:rPr>
-            <w:rFonts w:cs="Times New Roman"/>
-            <w:noProof/>
-            <w:webHidden/>
-          </w:rPr>
-          <w:instrText xml:space="preserve"> PAGEREF _Toc208693041 \h </w:instrText>
-        </w:r>
-        <w:r>
-          <w:rPr>
-            <w:rFonts w:cs="Times New Roman"/>
-            <w:noProof/>
-            <w:webHidden/>
-          </w:rPr>
-          <w:fldChar w:fldCharType="separate"/>
-        </w:r>
-        <w:r>
-          <w:rPr>
-            <w:rFonts w:cs="Times New Roman"/>
-            <w:b/>
-            <w:bCs/>
-            <w:noProof/>
-            <w:webHidden/>
-          </w:rPr>
-          <w:t>Error! Bookmark not defined.</w:t>
-        </w:r>
-        <w:r>
-          <w:rPr>
-            <w:rFonts w:cs="Times New Roman"/>
-            <w:noProof/>
-            <w:webHidden/>
-          </w:rPr>
-          <w:fldChar w:fldCharType="end"/>
-        </w:r>
-      </w:hyperlink>
-    </w:p>
-    <w:p>
-      <w:pPr>
-        <w:pStyle w:val="TableofFigures"/>
-        <w:tabs>
-          <w:tab w:val="right" w:leader="dot" w:pos="9350"/>
-        </w:tabs>
-        <w:spacing w:line="360" w:lineRule="auto"/>
-        <w:rPr>
-          <w:rFonts w:eastAsiaTheme="minorEastAsia" w:cs="Times New Roman"/>
-          <w:noProof/>
-        </w:rPr>
-      </w:pPr>
-      <w:hyperlink w:anchor="_Toc208693042" w:history="1">
-        <w:r>
-          <w:rPr>
-            <w:rStyle w:val="Hyperlink"/>
-            <w:rFonts w:cs="Times New Roman"/>
-            <w:noProof/>
-          </w:rPr>
-          <w:t>Figure 4:Generic Layered Architecture Pattern</w:t>
-        </w:r>
-        <w:r>
-          <w:rPr>
-            <w:rFonts w:cs="Times New Roman"/>
-            <w:noProof/>
-            <w:webHidden/>
-          </w:rPr>
-          <w:tab/>
-        </w:r>
-        <w:r>
-          <w:rPr>
-            <w:rFonts w:cs="Times New Roman"/>
-            <w:noProof/>
-            <w:webHidden/>
-          </w:rPr>
-          <w:fldChar w:fldCharType="begin"/>
-        </w:r>
-        <w:r>
-          <w:rPr>
-            <w:rFonts w:cs="Times New Roman"/>
-            <w:noProof/>
-            <w:webHidden/>
-          </w:rPr>
-          <w:instrText xml:space="preserve"> PAGEREF _Toc208693042 \h </w:instrText>
-        </w:r>
-        <w:r>
-          <w:rPr>
-            <w:rFonts w:cs="Times New Roman"/>
-            <w:noProof/>
-            <w:webHidden/>
-          </w:rPr>
-          <w:fldChar w:fldCharType="separate"/>
-        </w:r>
-        <w:r>
-          <w:rPr>
-            <w:rFonts w:cs="Times New Roman"/>
-            <w:b/>
-            <w:bCs/>
-            <w:noProof/>
-            <w:webHidden/>
-          </w:rPr>
-          <w:t>Error! Bookmark not defined.</w:t>
-        </w:r>
-        <w:r>
-          <w:rPr>
-            <w:rFonts w:cs="Times New Roman"/>
-            <w:noProof/>
-            <w:webHidden/>
-          </w:rPr>
-          <w:fldChar w:fldCharType="end"/>
-        </w:r>
-      </w:hyperlink>
-    </w:p>
-    <w:p>
-      <w:pPr>
-        <w:pStyle w:val="TableofFigures"/>
-        <w:tabs>
-          <w:tab w:val="right" w:leader="dot" w:pos="9350"/>
-        </w:tabs>
-        <w:spacing w:line="360" w:lineRule="auto"/>
-        <w:rPr>
-          <w:rFonts w:eastAsiaTheme="minorEastAsia" w:cs="Times New Roman"/>
-          <w:noProof/>
-        </w:rPr>
-      </w:pPr>
-      <w:hyperlink w:anchor="_Toc208693043" w:history="1">
-        <w:r>
-          <w:rPr>
-            <w:rStyle w:val="Hyperlink"/>
-            <w:rFonts w:cs="Times New Roman"/>
-            <w:noProof/>
-          </w:rPr>
-          <w:t>Figure 5:Repository Architecture Pattern</w:t>
-        </w:r>
-        <w:r>
-          <w:rPr>
-            <w:rFonts w:cs="Times New Roman"/>
-            <w:noProof/>
-            <w:webHidden/>
-          </w:rPr>
-          <w:tab/>
-        </w:r>
-        <w:r>
-          <w:rPr>
-            <w:rFonts w:cs="Times New Roman"/>
-            <w:noProof/>
-            <w:webHidden/>
-          </w:rPr>
-          <w:fldChar w:fldCharType="begin"/>
-        </w:r>
-        <w:r>
-          <w:rPr>
-            <w:rFonts w:cs="Times New Roman"/>
-            <w:noProof/>
-            <w:webHidden/>
-          </w:rPr>
-          <w:instrText xml:space="preserve"> PAGEREF _Toc208693043 \h </w:instrText>
-        </w:r>
-        <w:r>
-          <w:rPr>
-            <w:rFonts w:cs="Times New Roman"/>
-            <w:noProof/>
-            <w:webHidden/>
-          </w:rPr>
-          <w:fldChar w:fldCharType="separate"/>
-        </w:r>
-        <w:r>
-          <w:rPr>
-            <w:rFonts w:cs="Times New Roman"/>
-            <w:b/>
-            <w:bCs/>
-            <w:noProof/>
-            <w:webHidden/>
-          </w:rPr>
-          <w:t>Error! Bookmark not defined.</w:t>
-        </w:r>
-        <w:r>
-          <w:rPr>
-            <w:rFonts w:cs="Times New Roman"/>
-            <w:noProof/>
-            <w:webHidden/>
-          </w:rPr>
-          <w:fldChar w:fldCharType="end"/>
-        </w:r>
-      </w:hyperlink>
-    </w:p>
-    <w:p>
-      <w:pPr>
-        <w:pStyle w:val="TableofFigures"/>
-        <w:tabs>
-          <w:tab w:val="right" w:leader="dot" w:pos="9350"/>
-        </w:tabs>
-        <w:spacing w:line="360" w:lineRule="auto"/>
-        <w:rPr>
-          <w:rFonts w:eastAsiaTheme="minorEastAsia" w:cs="Times New Roman"/>
-          <w:noProof/>
-        </w:rPr>
-      </w:pPr>
-      <w:hyperlink w:anchor="_Toc208693044" w:history="1">
-        <w:r>
-          <w:rPr>
-            <w:rStyle w:val="Hyperlink"/>
-            <w:rFonts w:cs="Times New Roman"/>
-            <w:noProof/>
-          </w:rPr>
-          <w:t>Figure 6:Client Server Architecture Pattern</w:t>
-        </w:r>
-        <w:r>
-          <w:rPr>
-            <w:rFonts w:cs="Times New Roman"/>
-            <w:noProof/>
-            <w:webHidden/>
-          </w:rPr>
-          <w:tab/>
-        </w:r>
-        <w:r>
-          <w:rPr>
-            <w:rFonts w:cs="Times New Roman"/>
-            <w:noProof/>
-            <w:webHidden/>
-          </w:rPr>
-          <w:fldChar w:fldCharType="begin"/>
-        </w:r>
-        <w:r>
-          <w:rPr>
-            <w:rFonts w:cs="Times New Roman"/>
-            <w:noProof/>
-            <w:webHidden/>
-          </w:rPr>
-          <w:instrText xml:space="preserve"> PAGEREF _Toc208693044 \h </w:instrText>
-        </w:r>
-        <w:r>
-          <w:rPr>
-            <w:rFonts w:cs="Times New Roman"/>
-            <w:noProof/>
-            <w:webHidden/>
-          </w:rPr>
-          <w:fldChar w:fldCharType="separate"/>
-        </w:r>
-        <w:r>
-          <w:rPr>
-            <w:rFonts w:cs="Times New Roman"/>
-            <w:b/>
-            <w:bCs/>
-            <w:noProof/>
-            <w:webHidden/>
-          </w:rPr>
-          <w:t>Error! Bookmark not defined.</w:t>
-        </w:r>
-        <w:r>
-          <w:rPr>
-            <w:rFonts w:cs="Times New Roman"/>
-            <w:noProof/>
-            <w:webHidden/>
-          </w:rPr>
-          <w:fldChar w:fldCharType="end"/>
-        </w:r>
-      </w:hyperlink>
-    </w:p>
-    <w:p>
-      <w:pPr>
-        <w:pStyle w:val="TableofFigures"/>
-        <w:tabs>
-          <w:tab w:val="right" w:leader="dot" w:pos="9350"/>
-        </w:tabs>
-        <w:spacing w:line="360" w:lineRule="auto"/>
-        <w:rPr>
-          <w:rFonts w:eastAsiaTheme="minorEastAsia" w:cs="Times New Roman"/>
-          <w:noProof/>
-        </w:rPr>
-      </w:pPr>
-      <w:hyperlink w:anchor="_Toc208693045" w:history="1">
-        <w:r>
-          <w:rPr>
-            <w:rStyle w:val="Hyperlink"/>
-            <w:rFonts w:cs="Times New Roman"/>
-            <w:noProof/>
-          </w:rPr>
-          <w:t>Figure 7:Use Case Diagram for College Management System</w:t>
-        </w:r>
-        <w:r>
-          <w:rPr>
-            <w:rFonts w:cs="Times New Roman"/>
-            <w:noProof/>
-            <w:webHidden/>
-          </w:rPr>
-          <w:tab/>
-        </w:r>
-        <w:r>
-          <w:rPr>
-            <w:rFonts w:cs="Times New Roman"/>
-            <w:noProof/>
-            <w:webHidden/>
-          </w:rPr>
-          <w:fldChar w:fldCharType="begin"/>
-        </w:r>
-        <w:r>
-          <w:rPr>
-            <w:rFonts w:cs="Times New Roman"/>
-            <w:noProof/>
-            <w:webHidden/>
-          </w:rPr>
-          <w:instrText xml:space="preserve"> PAGEREF _Toc208693045 \h </w:instrText>
-        </w:r>
-        <w:r>
-          <w:rPr>
-            <w:rFonts w:cs="Times New Roman"/>
-            <w:noProof/>
-            <w:webHidden/>
-          </w:rPr>
-          <w:fldChar w:fldCharType="separate"/>
-        </w:r>
-        <w:r>
-          <w:rPr>
-            <w:rFonts w:cs="Times New Roman"/>
-            <w:b/>
-            <w:bCs/>
-            <w:noProof/>
-            <w:webHidden/>
-          </w:rPr>
-          <w:t>Error! Bookmark not defined.</w:t>
-        </w:r>
-        <w:r>
-          <w:rPr>
-            <w:rFonts w:cs="Times New Roman"/>
-            <w:noProof/>
-            <w:webHidden/>
-          </w:rPr>
-          <w:fldChar w:fldCharType="end"/>
-        </w:r>
-      </w:hyperlink>
-    </w:p>
-    <w:p>
-      <w:pPr>
-        <w:pStyle w:val="TableofFigures"/>
-        <w:tabs>
-          <w:tab w:val="right" w:leader="dot" w:pos="9350"/>
-        </w:tabs>
-        <w:spacing w:line="360" w:lineRule="auto"/>
-        <w:rPr>
-          <w:rFonts w:eastAsiaTheme="minorEastAsia" w:cs="Times New Roman"/>
-          <w:noProof/>
-        </w:rPr>
-      </w:pPr>
-      <w:hyperlink w:anchor="_Toc208693046" w:history="1">
-        <w:r>
-          <w:rPr>
-            <w:rStyle w:val="Hyperlink"/>
-            <w:rFonts w:cs="Times New Roman"/>
-            <w:noProof/>
-          </w:rPr>
-          <w:t>Figure 8:Sequence Diagram for CMS</w:t>
-        </w:r>
-        <w:r>
-          <w:rPr>
-            <w:rFonts w:cs="Times New Roman"/>
-            <w:noProof/>
-            <w:webHidden/>
-          </w:rPr>
-          <w:tab/>
-        </w:r>
-        <w:r>
-          <w:rPr>
-            <w:rFonts w:cs="Times New Roman"/>
-            <w:noProof/>
-            <w:webHidden/>
-          </w:rPr>
-          <w:fldChar w:fldCharType="begin"/>
-        </w:r>
-        <w:r>
-          <w:rPr>
-            <w:rFonts w:cs="Times New Roman"/>
-            <w:noProof/>
-            <w:webHidden/>
-          </w:rPr>
-          <w:instrText xml:space="preserve"> PAGEREF _Toc208693046 \h </w:instrText>
-        </w:r>
-        <w:r>
-          <w:rPr>
-            <w:rFonts w:cs="Times New Roman"/>
-            <w:noProof/>
-            <w:webHidden/>
-          </w:rPr>
-          <w:fldChar w:fldCharType="separate"/>
-        </w:r>
-        <w:r>
-          <w:rPr>
-            <w:rFonts w:cs="Times New Roman"/>
-            <w:b/>
-            <w:bCs/>
-            <w:noProof/>
-            <w:webHidden/>
-          </w:rPr>
-          <w:t>Error! Bookmark not defined.</w:t>
-        </w:r>
-        <w:r>
-          <w:rPr>
-            <w:rFonts w:cs="Times New Roman"/>
-            <w:noProof/>
-            <w:webHidden/>
-          </w:rPr>
-          <w:fldChar w:fldCharType="end"/>
-        </w:r>
-      </w:hyperlink>
-    </w:p>
-    <w:p>
-      <w:pPr>
-        <w:pStyle w:val="TableofFigures"/>
-        <w:tabs>
-          <w:tab w:val="right" w:leader="dot" w:pos="9350"/>
-        </w:tabs>
-        <w:spacing w:line="360" w:lineRule="auto"/>
-        <w:rPr>
-          <w:rFonts w:eastAsiaTheme="minorEastAsia" w:cs="Times New Roman"/>
-          <w:noProof/>
-        </w:rPr>
-      </w:pPr>
-      <w:hyperlink w:anchor="_Toc208693047" w:history="1">
-        <w:r>
-          <w:rPr>
-            <w:rStyle w:val="Hyperlink"/>
-            <w:rFonts w:cs="Times New Roman"/>
-            <w:noProof/>
-          </w:rPr>
-          <w:t>Figure 9:Activity Diagram for CMS</w:t>
-        </w:r>
-        <w:r>
-          <w:rPr>
-            <w:rFonts w:cs="Times New Roman"/>
-            <w:noProof/>
-            <w:webHidden/>
-          </w:rPr>
-          <w:tab/>
-        </w:r>
-        <w:r>
-          <w:rPr>
-            <w:rFonts w:cs="Times New Roman"/>
-            <w:noProof/>
-            <w:webHidden/>
-          </w:rPr>
-          <w:fldChar w:fldCharType="begin"/>
-        </w:r>
-        <w:r>
-          <w:rPr>
-            <w:rFonts w:cs="Times New Roman"/>
-            <w:noProof/>
-            <w:webHidden/>
-          </w:rPr>
-          <w:instrText xml:space="preserve"> PAGEREF _Toc208693047 \h </w:instrText>
-        </w:r>
-        <w:r>
-          <w:rPr>
-            <w:rFonts w:cs="Times New Roman"/>
-            <w:noProof/>
-            <w:webHidden/>
-          </w:rPr>
-          <w:fldChar w:fldCharType="separate"/>
-        </w:r>
-        <w:r>
-          <w:rPr>
-            <w:rFonts w:cs="Times New Roman"/>
-            <w:b/>
-            <w:bCs/>
-            <w:noProof/>
-            <w:webHidden/>
-          </w:rPr>
-          <w:t>Error! Bookmark not defined.</w:t>
-        </w:r>
-        <w:r>
-          <w:rPr>
-            <w:rFonts w:cs="Times New Roman"/>
-            <w:noProof/>
-            <w:webHidden/>
-          </w:rPr>
-          <w:fldChar w:fldCharType="end"/>
-        </w:r>
-      </w:hyperlink>
-    </w:p>
-    <w:p>
-      <w:pPr>
-        <w:pStyle w:val="TableofFigures"/>
-        <w:tabs>
-          <w:tab w:val="right" w:leader="dot" w:pos="9350"/>
-        </w:tabs>
-        <w:spacing w:line="360" w:lineRule="auto"/>
-        <w:rPr>
-          <w:rFonts w:eastAsiaTheme="minorEastAsia" w:cs="Times New Roman"/>
-          <w:noProof/>
-        </w:rPr>
-      </w:pPr>
-      <w:hyperlink w:anchor="_Toc208693048" w:history="1">
-        <w:r>
-          <w:rPr>
-            <w:rStyle w:val="Hyperlink"/>
-            <w:rFonts w:cs="Times New Roman"/>
-            <w:noProof/>
-          </w:rPr>
-          <w:t>Figure 10:Class Diagram for CMS</w:t>
-        </w:r>
-        <w:r>
-          <w:rPr>
-            <w:rFonts w:cs="Times New Roman"/>
-            <w:noProof/>
-            <w:webHidden/>
-          </w:rPr>
-          <w:tab/>
-        </w:r>
-        <w:r>
-          <w:rPr>
-            <w:rFonts w:cs="Times New Roman"/>
-            <w:noProof/>
-            <w:webHidden/>
-          </w:rPr>
-          <w:fldChar w:fldCharType="begin"/>
-        </w:r>
-        <w:r>
-          <w:rPr>
-            <w:rFonts w:cs="Times New Roman"/>
-            <w:noProof/>
-            <w:webHidden/>
-          </w:rPr>
-          <w:instrText xml:space="preserve"> PAGEREF _Toc208693048 \h </w:instrText>
-        </w:r>
-        <w:r>
-          <w:rPr>
-            <w:rFonts w:cs="Times New Roman"/>
-            <w:noProof/>
-            <w:webHidden/>
-          </w:rPr>
-          <w:fldChar w:fldCharType="separate"/>
-        </w:r>
-        <w:r>
-          <w:rPr>
-            <w:rFonts w:cs="Times New Roman"/>
-            <w:b/>
-            <w:bCs/>
-            <w:noProof/>
-            <w:webHidden/>
-          </w:rPr>
-          <w:t>Error! Bookmark not defined.</w:t>
-        </w:r>
-        <w:r>
-          <w:rPr>
-            <w:rFonts w:cs="Times New Roman"/>
-            <w:noProof/>
-            <w:webHidden/>
-          </w:rPr>
-          <w:fldChar w:fldCharType="end"/>
-        </w:r>
-      </w:hyperlink>
-    </w:p>
-    <w:p>
-      <w:pPr>
-        <w:pStyle w:val="TableofFigures"/>
-        <w:tabs>
-          <w:tab w:val="right" w:leader="dot" w:pos="9350"/>
-        </w:tabs>
-        <w:spacing w:line="360" w:lineRule="auto"/>
-        <w:rPr>
-          <w:rFonts w:eastAsiaTheme="minorEastAsia" w:cs="Times New Roman"/>
-          <w:noProof/>
-        </w:rPr>
-      </w:pPr>
-      <w:hyperlink w:anchor="_Toc208693049" w:history="1">
-        <w:r>
-          <w:rPr>
-            <w:rStyle w:val="Hyperlink"/>
-            <w:rFonts w:cs="Times New Roman"/>
-            <w:noProof/>
-          </w:rPr>
-          <w:t>Figure 11:Activity Diagram for CMS</w:t>
-        </w:r>
-        <w:r>
-          <w:rPr>
-            <w:rFonts w:cs="Times New Roman"/>
-            <w:noProof/>
-            <w:webHidden/>
-          </w:rPr>
-          <w:tab/>
-        </w:r>
-        <w:r>
-          <w:rPr>
-            <w:rFonts w:cs="Times New Roman"/>
-            <w:noProof/>
-            <w:webHidden/>
-          </w:rPr>
-          <w:fldChar w:fldCharType="begin"/>
-        </w:r>
-        <w:r>
-          <w:rPr>
-            <w:rFonts w:cs="Times New Roman"/>
-            <w:noProof/>
-            <w:webHidden/>
-          </w:rPr>
-          <w:instrText xml:space="preserve"> PAGEREF _Toc208693049 \h </w:instrText>
-        </w:r>
-        <w:r>
-          <w:rPr>
-            <w:rFonts w:cs="Times New Roman"/>
-            <w:noProof/>
-            <w:webHidden/>
-          </w:rPr>
-          <w:fldChar w:fldCharType="separate"/>
-        </w:r>
-        <w:r>
-          <w:rPr>
-            <w:rFonts w:cs="Times New Roman"/>
-            <w:b/>
-            <w:bCs/>
-            <w:noProof/>
-            <w:webHidden/>
-          </w:rPr>
-          <w:t>Error! Bookmark not defined.</w:t>
-        </w:r>
-        <w:r>
-          <w:rPr>
-            <w:rFonts w:cs="Times New Roman"/>
-            <w:noProof/>
-            <w:webHidden/>
-          </w:rPr>
-          <w:fldChar w:fldCharType="end"/>
-        </w:r>
-      </w:hyperlink>
-    </w:p>
-    <w:p>
-      <w:pPr>
-        <w:pStyle w:val="TableofFigures"/>
-        <w:tabs>
-          <w:tab w:val="right" w:leader="dot" w:pos="9350"/>
-        </w:tabs>
-        <w:spacing w:line="360" w:lineRule="auto"/>
-        <w:rPr>
-          <w:rFonts w:eastAsiaTheme="minorEastAsia" w:cs="Times New Roman"/>
-          <w:noProof/>
-        </w:rPr>
-      </w:pPr>
-      <w:hyperlink w:anchor="_Toc208693050" w:history="1">
-        <w:r>
-          <w:rPr>
-            <w:rStyle w:val="Hyperlink"/>
-            <w:rFonts w:cs="Times New Roman"/>
-            <w:noProof/>
-          </w:rPr>
-          <w:t>Figure 12:Homepage of College Management System</w:t>
-        </w:r>
-        <w:r>
-          <w:rPr>
-            <w:rFonts w:cs="Times New Roman"/>
-            <w:noProof/>
-            <w:webHidden/>
-          </w:rPr>
-          <w:tab/>
-        </w:r>
-        <w:r>
-          <w:rPr>
-            <w:rFonts w:cs="Times New Roman"/>
-            <w:noProof/>
-            <w:webHidden/>
-          </w:rPr>
-          <w:fldChar w:fldCharType="begin"/>
-        </w:r>
-        <w:r>
-          <w:rPr>
-            <w:rFonts w:cs="Times New Roman"/>
-            <w:noProof/>
-            <w:webHidden/>
-          </w:rPr>
-          <w:instrText xml:space="preserve"> PAGEREF _Toc208693050 \h </w:instrText>
-        </w:r>
-        <w:r>
-          <w:rPr>
-            <w:rFonts w:cs="Times New Roman"/>
-            <w:noProof/>
-            <w:webHidden/>
-          </w:rPr>
-        </w:r>
-        <w:r>
-          <w:rPr>
-            <w:rFonts w:cs="Times New Roman"/>
-            <w:noProof/>
-            <w:webHidden/>
-          </w:rPr>
-          <w:fldChar w:fldCharType="separate"/>
-        </w:r>
-        <w:r>
-          <w:rPr>
-            <w:rFonts w:cs="Times New Roman"/>
-            <w:noProof/>
-            <w:webHidden/>
-          </w:rPr>
-          <w:t>11</w:t>
-        </w:r>
-        <w:r>
-          <w:rPr>
-            <w:rFonts w:cs="Times New Roman"/>
-            <w:noProof/>
-            <w:webHidden/>
-          </w:rPr>
-          <w:fldChar w:fldCharType="end"/>
-        </w:r>
-      </w:hyperlink>
-    </w:p>
-    <w:p>
-      <w:pPr>
-        <w:pStyle w:val="TableofFigures"/>
-        <w:tabs>
-          <w:tab w:val="right" w:leader="dot" w:pos="9350"/>
-        </w:tabs>
-        <w:spacing w:line="360" w:lineRule="auto"/>
-        <w:rPr>
-          <w:rFonts w:eastAsiaTheme="minorEastAsia" w:cs="Times New Roman"/>
-          <w:noProof/>
-        </w:rPr>
-      </w:pPr>
-      <w:hyperlink w:anchor="_Toc208693051" w:history="1">
-        <w:r>
-          <w:rPr>
-            <w:rStyle w:val="Hyperlink"/>
-            <w:rFonts w:cs="Times New Roman"/>
-            <w:noProof/>
-          </w:rPr>
-          <w:t>Figure 13:About Us Page of College Management System</w:t>
-        </w:r>
-        <w:r>
-          <w:rPr>
-            <w:rFonts w:cs="Times New Roman"/>
-            <w:noProof/>
-            <w:webHidden/>
-          </w:rPr>
-          <w:tab/>
-        </w:r>
-        <w:r>
-          <w:rPr>
-            <w:rFonts w:cs="Times New Roman"/>
-            <w:noProof/>
-            <w:webHidden/>
-          </w:rPr>
-          <w:fldChar w:fldCharType="begin"/>
-        </w:r>
-        <w:r>
-          <w:rPr>
-            <w:rFonts w:cs="Times New Roman"/>
-            <w:noProof/>
-            <w:webHidden/>
-          </w:rPr>
-          <w:instrText xml:space="preserve"> PAGEREF _Toc208693051 \h </w:instrText>
-        </w:r>
-        <w:r>
-          <w:rPr>
-            <w:rFonts w:cs="Times New Roman"/>
-            <w:noProof/>
-            <w:webHidden/>
-          </w:rPr>
-        </w:r>
-        <w:r>
-          <w:rPr>
-            <w:rFonts w:cs="Times New Roman"/>
-            <w:noProof/>
-            <w:webHidden/>
-          </w:rPr>
-          <w:fldChar w:fldCharType="separate"/>
-        </w:r>
-        <w:r>
-          <w:rPr>
-            <w:rFonts w:cs="Times New Roman"/>
-            <w:noProof/>
-            <w:webHidden/>
-          </w:rPr>
-          <w:t>12</w:t>
-        </w:r>
-        <w:r>
-          <w:rPr>
-            <w:rFonts w:cs="Times New Roman"/>
-            <w:noProof/>
-            <w:webHidden/>
-          </w:rPr>
-          <w:fldChar w:fldCharType="end"/>
-        </w:r>
-      </w:hyperlink>
-    </w:p>
-    <w:p>
-      <w:pPr>
-        <w:pStyle w:val="TableofFigures"/>
-        <w:tabs>
-          <w:tab w:val="right" w:leader="dot" w:pos="9350"/>
-        </w:tabs>
-        <w:spacing w:line="360" w:lineRule="auto"/>
-        <w:rPr>
-          <w:rFonts w:eastAsiaTheme="minorEastAsia" w:cs="Times New Roman"/>
-          <w:noProof/>
-        </w:rPr>
-      </w:pPr>
-      <w:hyperlink w:anchor="_Toc208693052" w:history="1">
-        <w:r>
-          <w:rPr>
-            <w:rStyle w:val="Hyperlink"/>
-            <w:rFonts w:cs="Times New Roman"/>
-            <w:noProof/>
-          </w:rPr>
-          <w:t>Figure 14:Contact Us Section</w:t>
-        </w:r>
-        <w:r>
-          <w:rPr>
-            <w:rFonts w:cs="Times New Roman"/>
-            <w:noProof/>
-            <w:webHidden/>
-          </w:rPr>
-          <w:tab/>
-        </w:r>
-        <w:r>
-          <w:rPr>
-            <w:rFonts w:cs="Times New Roman"/>
-            <w:noProof/>
-            <w:webHidden/>
-          </w:rPr>
-          <w:fldChar w:fldCharType="begin"/>
-        </w:r>
-        <w:r>
-          <w:rPr>
-            <w:rFonts w:cs="Times New Roman"/>
-            <w:noProof/>
-            <w:webHidden/>
-          </w:rPr>
-          <w:instrText xml:space="preserve"> PAGEREF _Toc208693052 \h </w:instrText>
-        </w:r>
-        <w:r>
-          <w:rPr>
-            <w:rFonts w:cs="Times New Roman"/>
-            <w:noProof/>
-            <w:webHidden/>
-          </w:rPr>
-        </w:r>
-        <w:r>
-          <w:rPr>
-            <w:rFonts w:cs="Times New Roman"/>
-            <w:noProof/>
-            <w:webHidden/>
-          </w:rPr>
-          <w:fldChar w:fldCharType="separate"/>
-        </w:r>
-        <w:r>
-          <w:rPr>
-            <w:rFonts w:cs="Times New Roman"/>
-            <w:noProof/>
-            <w:webHidden/>
-          </w:rPr>
-          <w:t>13</w:t>
-        </w:r>
-        <w:r>
-          <w:rPr>
-            <w:rFonts w:cs="Times New Roman"/>
-            <w:noProof/>
-            <w:webHidden/>
-          </w:rPr>
-          <w:fldChar w:fldCharType="end"/>
-        </w:r>
-      </w:hyperlink>
-    </w:p>
-    <w:p>
-      <w:pPr>
-        <w:spacing w:line="360" w:lineRule="auto"/>
-        <w:rPr>
-          <w:rFonts w:eastAsiaTheme="majorEastAsia" w:cs="Times New Roman"/>
-          <w:b/>
-          <w:color w:val="000000" w:themeColor="text1"/>
-          <w:sz w:val="32"/>
-          <w:szCs w:val="40"/>
-        </w:rPr>
-      </w:pPr>
-      <w:r>
-        <w:rPr>
-          <w:rFonts w:eastAsiaTheme="majorEastAsia" w:cs="Times New Roman"/>
-          <w:b/>
-          <w:color w:val="000000" w:themeColor="text1"/>
-          <w:sz w:val="32"/>
-          <w:szCs w:val="40"/>
-        </w:rPr>
-        <w:fldChar w:fldCharType="end"/>
-      </w:r>
-    </w:p>
-    <w:p>
-      <w:pPr>
-        <w:spacing w:line="360" w:lineRule="auto"/>
-        <w:rPr>
-          <w:rFonts w:eastAsiaTheme="majorEastAsia" w:cs="Times New Roman"/>
-          <w:b/>
-          <w:color w:val="000000" w:themeColor="text1"/>
-          <w:sz w:val="32"/>
-          <w:szCs w:val="40"/>
-        </w:rPr>
-      </w:pPr>
-      <w:r>
-        <w:rPr>
-          <w:rFonts w:eastAsiaTheme="majorEastAsia" w:cs="Times New Roman"/>
-          <w:b/>
-          <w:color w:val="000000" w:themeColor="text1"/>
-          <w:sz w:val="32"/>
-          <w:szCs w:val="40"/>
-        </w:rPr>
-        <w:br w:type="page"/>
-      </w:r>
-    </w:p>
-    <w:p>
-      <w:pPr>
-        <w:pStyle w:val="TOCHeading"/>
-        <w:spacing w:line="360" w:lineRule="auto"/>
-        <w:jc w:val="both"/>
-        <w:rPr>
-          <w:rFonts w:ascii="Times New Roman" w:hAnsi="Times New Roman" w:cs="Times New Roman"/>
-          <w:b/>
-          <w:bCs/>
-          <w:color w:val="auto"/>
-        </w:rPr>
-      </w:pPr>
-      <w:r>
-        <w:rPr>
-          <w:rFonts w:ascii="Times New Roman" w:hAnsi="Times New Roman" w:cs="Times New Roman"/>
-          <w:b/>
-          <w:bCs/>
-          <w:color w:val="auto"/>
-        </w:rPr>
-        <w:lastRenderedPageBreak/>
-        <w:t>List of Tables</w:t>
-      </w:r>
-    </w:p>
-    <w:p>
-      <w:pPr>
-        <w:pStyle w:val="TableofFigures"/>
-        <w:tabs>
-          <w:tab w:val="right" w:leader="dot" w:pos="9350"/>
-        </w:tabs>
-        <w:spacing w:line="360" w:lineRule="auto"/>
-        <w:rPr>
-          <w:rFonts w:eastAsiaTheme="minorEastAsia" w:cs="Times New Roman"/>
-          <w:noProof/>
-        </w:rPr>
-      </w:pPr>
-      <w:r>
-        <w:rPr>
-          <w:rFonts w:eastAsiaTheme="majorEastAsia" w:cs="Times New Roman"/>
-          <w:b/>
-          <w:color w:val="000000" w:themeColor="text1"/>
-        </w:rPr>
-        <w:fldChar w:fldCharType="begin"/>
-      </w:r>
-      <w:r>
-        <w:rPr>
-          <w:rFonts w:eastAsiaTheme="majorEastAsia" w:cs="Times New Roman"/>
-          <w:b/>
-          <w:color w:val="000000" w:themeColor="text1"/>
-        </w:rPr>
-        <w:instrText xml:space="preserve"> TOC \h \z \c "Table" </w:instrText>
-      </w:r>
-      <w:r>
-        <w:rPr>
-          <w:rFonts w:eastAsiaTheme="majorEastAsia" w:cs="Times New Roman"/>
-          <w:b/>
-          <w:color w:val="000000" w:themeColor="text1"/>
-        </w:rPr>
-        <w:fldChar w:fldCharType="separate"/>
-      </w:r>
-      <w:hyperlink w:anchor="_Toc208693053" w:history="1">
-        <w:r>
-          <w:rPr>
-            <w:rStyle w:val="Hyperlink"/>
-            <w:rFonts w:cs="Times New Roman"/>
-            <w:noProof/>
-          </w:rPr>
-          <w:t>Table 1:Task Division of Project (CMS)</w:t>
-        </w:r>
-        <w:r>
-          <w:rPr>
-            <w:rFonts w:cs="Times New Roman"/>
-            <w:noProof/>
-            <w:webHidden/>
-          </w:rPr>
-          <w:tab/>
-        </w:r>
-        <w:r>
-          <w:rPr>
-            <w:rFonts w:cs="Times New Roman"/>
-            <w:noProof/>
-            <w:webHidden/>
-          </w:rPr>
-          <w:fldChar w:fldCharType="begin"/>
-        </w:r>
-        <w:r>
-          <w:rPr>
-            <w:rFonts w:cs="Times New Roman"/>
-            <w:noProof/>
-            <w:webHidden/>
-          </w:rPr>
-          <w:instrText xml:space="preserve"> PAGEREF _Toc208693053 \h </w:instrText>
-        </w:r>
-        <w:r>
-          <w:rPr>
-            <w:rFonts w:cs="Times New Roman"/>
-            <w:noProof/>
-            <w:webHidden/>
-          </w:rPr>
-          <w:fldChar w:fldCharType="separate"/>
-        </w:r>
-        <w:r>
-          <w:rPr>
-            <w:rFonts w:cs="Times New Roman"/>
-            <w:b/>
-            <w:bCs/>
-            <w:noProof/>
-            <w:webHidden/>
-          </w:rPr>
-          <w:t>Error! Bookmark not defined.</w:t>
-        </w:r>
-        <w:r>
-          <w:rPr>
-            <w:rFonts w:cs="Times New Roman"/>
-            <w:noProof/>
-            <w:webHidden/>
-          </w:rPr>
-          <w:fldChar w:fldCharType="end"/>
-        </w:r>
-      </w:hyperlink>
-    </w:p>
-    <w:p>
-      <w:pPr>
-        <w:pStyle w:val="TableofFigures"/>
-        <w:tabs>
-          <w:tab w:val="right" w:leader="dot" w:pos="9350"/>
-        </w:tabs>
-        <w:spacing w:line="360" w:lineRule="auto"/>
-        <w:rPr>
-          <w:rFonts w:eastAsiaTheme="minorEastAsia" w:cs="Times New Roman"/>
-          <w:noProof/>
-        </w:rPr>
-      </w:pPr>
-      <w:hyperlink w:anchor="_Toc208693054" w:history="1">
-        <w:r>
-          <w:rPr>
-            <w:rStyle w:val="Hyperlink"/>
-            <w:rFonts w:cs="Times New Roman"/>
-            <w:noProof/>
-          </w:rPr>
-          <w:t>Table 2:Unit Testing Key Components Tested</w:t>
-        </w:r>
-        <w:r>
-          <w:rPr>
-            <w:rFonts w:cs="Times New Roman"/>
-            <w:noProof/>
-            <w:webHidden/>
-          </w:rPr>
-          <w:tab/>
-        </w:r>
-        <w:r>
-          <w:rPr>
-            <w:rFonts w:cs="Times New Roman"/>
-            <w:noProof/>
-            <w:webHidden/>
-          </w:rPr>
-          <w:fldChar w:fldCharType="begin"/>
-        </w:r>
-        <w:r>
-          <w:rPr>
-            <w:rFonts w:cs="Times New Roman"/>
-            <w:noProof/>
-            <w:webHidden/>
-          </w:rPr>
-          <w:instrText xml:space="preserve"> PAGEREF _Toc208693054 \h </w:instrText>
-        </w:r>
-        <w:r>
-          <w:rPr>
-            <w:rFonts w:cs="Times New Roman"/>
-            <w:noProof/>
-            <w:webHidden/>
-          </w:rPr>
-          <w:fldChar w:fldCharType="separate"/>
-        </w:r>
-        <w:r>
-          <w:rPr>
-            <w:rFonts w:cs="Times New Roman"/>
-            <w:b/>
-            <w:bCs/>
-            <w:noProof/>
-            <w:webHidden/>
-          </w:rPr>
-          <w:t>Error! Bookmark not defined.</w:t>
-        </w:r>
-        <w:r>
-          <w:rPr>
-            <w:rFonts w:cs="Times New Roman"/>
-            <w:noProof/>
-            <w:webHidden/>
-          </w:rPr>
-          <w:fldChar w:fldCharType="end"/>
-        </w:r>
-      </w:hyperlink>
-    </w:p>
-    <w:p>
-      <w:pPr>
-        <w:pStyle w:val="TableofFigures"/>
-        <w:tabs>
-          <w:tab w:val="right" w:leader="dot" w:pos="9350"/>
-        </w:tabs>
-        <w:spacing w:line="360" w:lineRule="auto"/>
-        <w:rPr>
-          <w:rFonts w:eastAsiaTheme="minorEastAsia" w:cs="Times New Roman"/>
-          <w:noProof/>
-        </w:rPr>
-      </w:pPr>
-      <w:hyperlink w:anchor="_Toc208693055" w:history="1">
-        <w:r>
-          <w:rPr>
-            <w:rStyle w:val="Hyperlink"/>
-            <w:rFonts w:cs="Times New Roman"/>
-            <w:noProof/>
-          </w:rPr>
-          <w:t>Table 3:Interation Testing Output Scenarios</w:t>
-        </w:r>
-        <w:r>
-          <w:rPr>
-            <w:rFonts w:cs="Times New Roman"/>
-            <w:noProof/>
-            <w:webHidden/>
-          </w:rPr>
-          <w:tab/>
-        </w:r>
-        <w:r>
-          <w:rPr>
-            <w:rFonts w:cs="Times New Roman"/>
-            <w:noProof/>
-            <w:webHidden/>
-          </w:rPr>
-          <w:fldChar w:fldCharType="begin"/>
-        </w:r>
-        <w:r>
-          <w:rPr>
-            <w:rFonts w:cs="Times New Roman"/>
-            <w:noProof/>
-            <w:webHidden/>
-          </w:rPr>
-          <w:instrText xml:space="preserve"> PAGEREF _Toc208693055 \h </w:instrText>
-        </w:r>
-        <w:r>
-          <w:rPr>
-            <w:rFonts w:cs="Times New Roman"/>
-            <w:noProof/>
-            <w:webHidden/>
-          </w:rPr>
-          <w:fldChar w:fldCharType="separate"/>
-        </w:r>
-        <w:r>
-          <w:rPr>
-            <w:rFonts w:cs="Times New Roman"/>
-            <w:b/>
-            <w:bCs/>
-            <w:noProof/>
-            <w:webHidden/>
-          </w:rPr>
-          <w:t>Error! Bookmark not defined.</w:t>
-        </w:r>
-        <w:r>
-          <w:rPr>
-            <w:rFonts w:cs="Times New Roman"/>
-            <w:noProof/>
-            <w:webHidden/>
-          </w:rPr>
-          <w:fldChar w:fldCharType="end"/>
-        </w:r>
-      </w:hyperlink>
-    </w:p>
-    <w:p>
-      <w:pPr>
-        <w:pStyle w:val="TableofFigures"/>
-        <w:tabs>
-          <w:tab w:val="right" w:leader="dot" w:pos="9350"/>
-        </w:tabs>
-        <w:spacing w:line="360" w:lineRule="auto"/>
-        <w:rPr>
-          <w:rFonts w:eastAsiaTheme="minorEastAsia" w:cs="Times New Roman"/>
-          <w:noProof/>
-        </w:rPr>
-      </w:pPr>
-      <w:hyperlink w:anchor="_Toc208693056" w:history="1">
-        <w:r>
-          <w:rPr>
-            <w:rStyle w:val="Hyperlink"/>
-            <w:rFonts w:cs="Times New Roman"/>
-            <w:noProof/>
-          </w:rPr>
-          <w:t>Table 4:Performance Testing Output Scenarios</w:t>
-        </w:r>
-        <w:r>
-          <w:rPr>
-            <w:rFonts w:cs="Times New Roman"/>
-            <w:noProof/>
-            <w:webHidden/>
-          </w:rPr>
-          <w:tab/>
-        </w:r>
-        <w:r>
-          <w:rPr>
-            <w:rFonts w:cs="Times New Roman"/>
-            <w:noProof/>
-            <w:webHidden/>
-          </w:rPr>
-          <w:fldChar w:fldCharType="begin"/>
-        </w:r>
-        <w:r>
-          <w:rPr>
-            <w:rFonts w:cs="Times New Roman"/>
-            <w:noProof/>
-            <w:webHidden/>
-          </w:rPr>
-          <w:instrText xml:space="preserve"> PAGEREF _Toc208693056 \h </w:instrText>
-        </w:r>
-        <w:r>
-          <w:rPr>
-            <w:rFonts w:cs="Times New Roman"/>
-            <w:noProof/>
-            <w:webHidden/>
-          </w:rPr>
-          <w:fldChar w:fldCharType="separate"/>
-        </w:r>
-        <w:r>
-          <w:rPr>
-            <w:rFonts w:cs="Times New Roman"/>
-            <w:b/>
-            <w:bCs/>
-            <w:noProof/>
-            <w:webHidden/>
-          </w:rPr>
-          <w:t>Error! Bookmark not defined.</w:t>
-        </w:r>
-        <w:r>
-          <w:rPr>
-            <w:rFonts w:cs="Times New Roman"/>
-            <w:noProof/>
-            <w:webHidden/>
-          </w:rPr>
-          <w:fldChar w:fldCharType="end"/>
-        </w:r>
-      </w:hyperlink>
-    </w:p>
-    <w:p>
-      <w:pPr>
-        <w:pStyle w:val="TableofFigures"/>
-        <w:tabs>
-          <w:tab w:val="right" w:leader="dot" w:pos="9350"/>
-        </w:tabs>
-        <w:spacing w:line="360" w:lineRule="auto"/>
-        <w:rPr>
-          <w:rFonts w:eastAsiaTheme="minorEastAsia" w:cs="Times New Roman"/>
-          <w:noProof/>
-        </w:rPr>
-      </w:pPr>
-      <w:hyperlink w:anchor="_Toc208693057" w:history="1">
-        <w:r>
-          <w:rPr>
-            <w:rStyle w:val="Hyperlink"/>
-            <w:rFonts w:cs="Times New Roman"/>
-            <w:noProof/>
-          </w:rPr>
-          <w:t>Table 5:Beta Testing Process</w:t>
-        </w:r>
-        <w:r>
-          <w:rPr>
-            <w:rFonts w:cs="Times New Roman"/>
-            <w:noProof/>
-            <w:webHidden/>
-          </w:rPr>
-          <w:tab/>
-        </w:r>
-        <w:r>
-          <w:rPr>
-            <w:rFonts w:cs="Times New Roman"/>
-            <w:noProof/>
-            <w:webHidden/>
-          </w:rPr>
-          <w:fldChar w:fldCharType="begin"/>
-        </w:r>
-        <w:r>
-          <w:rPr>
-            <w:rFonts w:cs="Times New Roman"/>
-            <w:noProof/>
-            <w:webHidden/>
-          </w:rPr>
-          <w:instrText xml:space="preserve"> PAGEREF _Toc208693057 \h </w:instrText>
-        </w:r>
-        <w:r>
-          <w:rPr>
-            <w:rFonts w:cs="Times New Roman"/>
-            <w:noProof/>
-            <w:webHidden/>
-          </w:rPr>
-          <w:fldChar w:fldCharType="separate"/>
-        </w:r>
-        <w:r>
-          <w:rPr>
-            <w:rFonts w:cs="Times New Roman"/>
-            <w:b/>
-            <w:bCs/>
-            <w:noProof/>
-            <w:webHidden/>
-          </w:rPr>
-          <w:t>Error! Bookmark not defined.</w:t>
-        </w:r>
-        <w:r>
-          <w:rPr>
-            <w:rFonts w:cs="Times New Roman"/>
-            <w:noProof/>
-            <w:webHidden/>
-          </w:rPr>
-          <w:fldChar w:fldCharType="end"/>
-        </w:r>
-      </w:hyperlink>
-    </w:p>
-    <w:p>
-      <w:pPr>
-        <w:pStyle w:val="TableofFigures"/>
-        <w:tabs>
-          <w:tab w:val="right" w:leader="dot" w:pos="9350"/>
-        </w:tabs>
-        <w:spacing w:line="360" w:lineRule="auto"/>
-        <w:rPr>
-          <w:rFonts w:eastAsiaTheme="minorEastAsia" w:cs="Times New Roman"/>
-          <w:noProof/>
-        </w:rPr>
-      </w:pPr>
-      <w:hyperlink w:anchor="_Toc208693058" w:history="1">
-        <w:r>
-          <w:rPr>
-            <w:rStyle w:val="Hyperlink"/>
-            <w:rFonts w:cs="Times New Roman"/>
-            <w:noProof/>
-          </w:rPr>
-          <w:t>Table 6:Smoke Testing Process</w:t>
-        </w:r>
-        <w:r>
-          <w:rPr>
-            <w:rFonts w:cs="Times New Roman"/>
-            <w:noProof/>
-            <w:webHidden/>
-          </w:rPr>
-          <w:tab/>
-        </w:r>
-        <w:r>
-          <w:rPr>
-            <w:rFonts w:cs="Times New Roman"/>
-            <w:noProof/>
-            <w:webHidden/>
-          </w:rPr>
-          <w:fldChar w:fldCharType="begin"/>
-        </w:r>
-        <w:r>
-          <w:rPr>
-            <w:rFonts w:cs="Times New Roman"/>
-            <w:noProof/>
-            <w:webHidden/>
-          </w:rPr>
-          <w:instrText xml:space="preserve"> PAGEREF _Toc208693058 \h </w:instrText>
-        </w:r>
-        <w:r>
-          <w:rPr>
-            <w:rFonts w:cs="Times New Roman"/>
-            <w:noProof/>
-            <w:webHidden/>
-          </w:rPr>
-          <w:fldChar w:fldCharType="separate"/>
-        </w:r>
-        <w:r>
-          <w:rPr>
-            <w:rFonts w:cs="Times New Roman"/>
-            <w:b/>
-            <w:bCs/>
-            <w:noProof/>
-            <w:webHidden/>
-          </w:rPr>
-          <w:t>Error! Bookmark not defined.</w:t>
-        </w:r>
-        <w:r>
-          <w:rPr>
-            <w:rFonts w:cs="Times New Roman"/>
-            <w:noProof/>
-            <w:webHidden/>
-          </w:rPr>
-          <w:fldChar w:fldCharType="end"/>
-        </w:r>
-      </w:hyperlink>
-    </w:p>
-    <w:p>
-      <w:pPr>
-        <w:pStyle w:val="TableofFigures"/>
-        <w:tabs>
-          <w:tab w:val="right" w:leader="dot" w:pos="9350"/>
-        </w:tabs>
-        <w:spacing w:line="360" w:lineRule="auto"/>
-        <w:rPr>
-          <w:rFonts w:eastAsiaTheme="minorEastAsia" w:cs="Times New Roman"/>
-          <w:noProof/>
-        </w:rPr>
-      </w:pPr>
-      <w:hyperlink w:anchor="_Toc208693059" w:history="1">
-        <w:r>
-          <w:rPr>
-            <w:rStyle w:val="Hyperlink"/>
-            <w:rFonts w:cs="Times New Roman"/>
-            <w:noProof/>
-          </w:rPr>
-          <w:t>Table 7:Approach for User Acceptance Testing</w:t>
-        </w:r>
-        <w:r>
-          <w:rPr>
-            <w:rFonts w:cs="Times New Roman"/>
-            <w:noProof/>
-            <w:webHidden/>
-          </w:rPr>
-          <w:tab/>
-        </w:r>
-        <w:r>
-          <w:rPr>
-            <w:rFonts w:cs="Times New Roman"/>
-            <w:noProof/>
-            <w:webHidden/>
-          </w:rPr>
-          <w:fldChar w:fldCharType="begin"/>
-        </w:r>
-        <w:r>
-          <w:rPr>
-            <w:rFonts w:cs="Times New Roman"/>
-            <w:noProof/>
-            <w:webHidden/>
-          </w:rPr>
-          <w:instrText xml:space="preserve"> PAGEREF _Toc208693059 \h </w:instrText>
-        </w:r>
-        <w:r>
-          <w:rPr>
-            <w:rFonts w:cs="Times New Roman"/>
-            <w:noProof/>
-            <w:webHidden/>
-          </w:rPr>
-          <w:fldChar w:fldCharType="separate"/>
-        </w:r>
-        <w:r>
-          <w:rPr>
-            <w:rFonts w:cs="Times New Roman"/>
-            <w:b/>
-            <w:bCs/>
-            <w:noProof/>
-            <w:webHidden/>
-          </w:rPr>
-          <w:t>Error! Bookmark not defined.</w:t>
-        </w:r>
-        <w:r>
-          <w:rPr>
-            <w:rFonts w:cs="Times New Roman"/>
-            <w:noProof/>
-            <w:webHidden/>
-          </w:rPr>
-          <w:fldChar w:fldCharType="end"/>
-        </w:r>
-      </w:hyperlink>
-    </w:p>
-    <w:p>
-      <w:pPr>
-        <w:pStyle w:val="TableofFigures"/>
-        <w:tabs>
-          <w:tab w:val="right" w:leader="dot" w:pos="9350"/>
-        </w:tabs>
-        <w:spacing w:line="360" w:lineRule="auto"/>
-        <w:rPr>
-          <w:rFonts w:eastAsiaTheme="minorEastAsia" w:cs="Times New Roman"/>
-          <w:noProof/>
-        </w:rPr>
-      </w:pPr>
-      <w:hyperlink w:anchor="_Toc208693060" w:history="1">
-        <w:r>
-          <w:rPr>
-            <w:rStyle w:val="Hyperlink"/>
-            <w:rFonts w:cs="Times New Roman"/>
-            <w:noProof/>
-          </w:rPr>
-          <w:t>Table 8:COCOMO Mode values</w:t>
-        </w:r>
-        <w:r>
-          <w:rPr>
-            <w:rFonts w:cs="Times New Roman"/>
-            <w:noProof/>
-            <w:webHidden/>
-          </w:rPr>
-          <w:tab/>
-        </w:r>
-        <w:r>
-          <w:rPr>
-            <w:rFonts w:cs="Times New Roman"/>
-            <w:noProof/>
-            <w:webHidden/>
-          </w:rPr>
-          <w:fldChar w:fldCharType="begin"/>
-        </w:r>
-        <w:r>
-          <w:rPr>
-            <w:rFonts w:cs="Times New Roman"/>
-            <w:noProof/>
-            <w:webHidden/>
-          </w:rPr>
-          <w:instrText xml:space="preserve"> PAGEREF _Toc208693060 \h </w:instrText>
-        </w:r>
-        <w:r>
-          <w:rPr>
-            <w:rFonts w:cs="Times New Roman"/>
-            <w:noProof/>
-            <w:webHidden/>
-          </w:rPr>
-          <w:fldChar w:fldCharType="separate"/>
-        </w:r>
-        <w:r>
-          <w:rPr>
-            <w:rFonts w:cs="Times New Roman"/>
-            <w:b/>
-            <w:bCs/>
-            <w:noProof/>
-            <w:webHidden/>
-          </w:rPr>
-          <w:t>Error! Bookmark not defined.</w:t>
-        </w:r>
-        <w:r>
-          <w:rPr>
-            <w:rFonts w:cs="Times New Roman"/>
-            <w:noProof/>
-            <w:webHidden/>
-          </w:rPr>
-          <w:fldChar w:fldCharType="end"/>
-        </w:r>
-      </w:hyperlink>
-    </w:p>
-    <w:p>
-      <w:pPr>
-        <w:spacing w:line="360" w:lineRule="auto"/>
-        <w:rPr>
-          <w:rFonts w:eastAsiaTheme="majorEastAsia" w:cs="Times New Roman"/>
-          <w:b/>
-          <w:color w:val="000000" w:themeColor="text1"/>
         </w:rPr>
         <w:sectPr>
-          <w:footerReference w:type="default" r:id="rId10"/>
-          <w:pgSz w:w="12240" w:h="15840"/>
-          <w:pgMar w:top="1440" w:right="1440" w:bottom="1440" w:left="1440" w:header="288" w:footer="720" w:gutter="0"/>
+          <w:footerReference w:type="default" r:id="rId8"/>
+          <w:pgSz w:w="11907" w:h="16839" w:code="9"/>
+          <w:pgMar w:top="1701" w:right="1440" w:bottom="1440" w:left="1440" w:header="289" w:footer="720" w:gutter="0"/>
           <w:pgNumType w:fmt="lowerRoman" w:start="1"/>
           <w:cols w:space="720"/>
           <w:docGrid w:linePitch="360"/>
         </w:sectPr>
       </w:pPr>
-      <w:r>
-        <w:rPr>
-          <w:rFonts w:eastAsiaTheme="majorEastAsia" w:cs="Times New Roman"/>
-          <w:b/>
-          <w:color w:val="000000" w:themeColor="text1"/>
-        </w:rPr>
-        <w:fldChar w:fldCharType="end"/>
-      </w:r>
     </w:p>
     <w:p>
       <w:pPr>
@@ -5308,7 +2775,7 @@
           <w:rFonts w:cs="Times New Roman"/>
         </w:rPr>
       </w:pPr>
-      <w:bookmarkStart w:id="2" w:name="_Toc216984584"/>
+      <w:bookmarkStart w:id="0" w:name="_Toc217321349"/>
       <w:r>
         <w:rPr>
           <w:rFonts w:cs="Times New Roman"/>
@@ -5322,7 +2789,7 @@
         </w:rPr>
         <w:t>Introduction</w:t>
       </w:r>
-      <w:bookmarkEnd w:id="2"/>
+      <w:bookmarkEnd w:id="0"/>
     </w:p>
     <w:p>
       <w:pPr>
@@ -5339,14 +2806,14 @@
           <w:rFonts w:cs="Times New Roman"/>
         </w:rPr>
       </w:pPr>
-      <w:bookmarkStart w:id="3" w:name="_Toc216984585"/>
+      <w:bookmarkStart w:id="1" w:name="_Toc217321350"/>
       <w:r>
         <w:rPr>
           <w:rFonts w:cs="Times New Roman"/>
         </w:rPr>
         <w:t>Introduction</w:t>
       </w:r>
-      <w:bookmarkEnd w:id="3"/>
+      <w:bookmarkEnd w:id="1"/>
     </w:p>
     <w:p>
       <w:pPr>
@@ -5398,14 +2865,14 @@
           <w:rFonts w:cs="Times New Roman"/>
         </w:rPr>
       </w:pPr>
-      <w:bookmarkStart w:id="4" w:name="_Toc216984586"/>
+      <w:bookmarkStart w:id="2" w:name="_Toc217321351"/>
       <w:r>
         <w:rPr>
           <w:rFonts w:cs="Times New Roman"/>
         </w:rPr>
         <w:t>Objectives</w:t>
       </w:r>
-      <w:bookmarkEnd w:id="4"/>
+      <w:bookmarkEnd w:id="2"/>
     </w:p>
     <w:p>
       <w:pPr>
@@ -5531,14 +2998,14 @@
           <w:rFonts w:cs="Times New Roman"/>
         </w:rPr>
       </w:pPr>
-      <w:bookmarkStart w:id="5" w:name="_Toc216984587"/>
+      <w:bookmarkStart w:id="3" w:name="_Toc217321352"/>
       <w:r>
         <w:rPr>
           <w:rFonts w:cs="Times New Roman"/>
         </w:rPr>
         <w:t>Target Audience and Business Types</w:t>
       </w:r>
-      <w:bookmarkEnd w:id="5"/>
+      <w:bookmarkEnd w:id="3"/>
     </w:p>
     <w:p>
       <w:pPr>
@@ -5611,7 +3078,6 @@
         <w:rPr>
           <w:rFonts w:cs="Times New Roman"/>
         </w:rPr>
-        <w:lastRenderedPageBreak/>
         <w:t>Fashion- Conscious Women (Primary Audience), aged 16-35 who follow trennds and accessorise.</w:t>
       </w:r>
     </w:p>
@@ -5632,6 +3098,7 @@
         <w:rPr>
           <w:rFonts w:cs="Times New Roman"/>
         </w:rPr>
+        <w:lastRenderedPageBreak/>
         <w:t>Customers looking for stylish jewellery at affortable prices.</w:t>
       </w:r>
     </w:p>
@@ -5741,14 +3208,14 @@
           <w:rFonts w:cs="Times New Roman"/>
         </w:rPr>
       </w:pPr>
-      <w:bookmarkStart w:id="6" w:name="_Toc216984588"/>
+      <w:bookmarkStart w:id="4" w:name="_Toc217321353"/>
       <w:r>
         <w:rPr>
           <w:rFonts w:cs="Times New Roman"/>
         </w:rPr>
         <w:t>Tools and Techologies Used</w:t>
       </w:r>
-      <w:bookmarkEnd w:id="6"/>
+      <w:bookmarkEnd w:id="4"/>
     </w:p>
     <w:p>
       <w:pPr>
@@ -5952,7 +3419,7 @@
           <w:rFonts w:cs="Times New Roman"/>
         </w:rPr>
       </w:pPr>
-      <w:bookmarkStart w:id="7" w:name="_Toc216984589"/>
+      <w:bookmarkStart w:id="5" w:name="_Toc217321354"/>
       <w:r>
         <w:rPr>
           <w:rFonts w:cs="Times New Roman"/>
@@ -5960,85 +3427,85 @@
         <w:lastRenderedPageBreak/>
         <w:t>Chapter 2: System Requirement</w:t>
       </w:r>
+      <w:bookmarkEnd w:id="5"/>
+    </w:p>
+    <w:p>
+      <w:pPr>
+        <w:pStyle w:val="Heading2"/>
+        <w:spacing w:line="360" w:lineRule="auto"/>
+        <w:rPr>
+          <w:rFonts w:cs="Times New Roman"/>
+        </w:rPr>
+      </w:pPr>
+      <w:bookmarkStart w:id="6" w:name="_Toc217321355"/>
+      <w:r>
+        <w:rPr>
+          <w:rFonts w:cs="Times New Roman"/>
+        </w:rPr>
+        <w:t>2.1.Introduction</w:t>
+      </w:r>
+      <w:bookmarkEnd w:id="6"/>
+    </w:p>
+    <w:p>
+      <w:pPr>
+        <w:spacing w:line="360" w:lineRule="auto"/>
+        <w:rPr>
+          <w:rFonts w:cs="Times New Roman"/>
+        </w:rPr>
+      </w:pPr>
+      <w:r>
+        <w:rPr>
+          <w:rFonts w:cs="Times New Roman"/>
+        </w:rPr>
+        <w:t>System requirements explain what equipment and programs are needed to either use or develop the Stella Jewellery website. This sec</w:t>
+      </w:r>
+      <w:r>
+        <w:rPr>
+          <w:rFonts w:cs="Times New Roman"/>
+        </w:rPr>
+        <w:t>tion is divided int hardaware (</w:t>
+      </w:r>
+      <w:r>
+        <w:rPr>
+          <w:rFonts w:cs="Times New Roman"/>
+        </w:rPr>
+        <w:t>physical devices and components) and software (programs and application) to make it clear what is required for different situations.</w:t>
+      </w:r>
+    </w:p>
+    <w:p>
+      <w:pPr>
+        <w:pStyle w:val="Heading2"/>
+        <w:spacing w:line="360" w:lineRule="auto"/>
+        <w:rPr>
+          <w:rFonts w:cs="Times New Roman"/>
+        </w:rPr>
+      </w:pPr>
+      <w:bookmarkStart w:id="7" w:name="_Toc217321356"/>
+      <w:r>
+        <w:rPr>
+          <w:rFonts w:cs="Times New Roman"/>
+        </w:rPr>
+        <w:t>2</w:t>
+      </w:r>
+      <w:r>
+        <w:rPr>
+          <w:rFonts w:cs="Times New Roman"/>
+        </w:rPr>
+        <w:t>.2</w:t>
+      </w:r>
+      <w:r>
+        <w:rPr>
+          <w:rFonts w:cs="Times New Roman"/>
+        </w:rPr>
+        <w:t>.</w:t>
+      </w:r>
+      <w:r>
+        <w:rPr>
+          <w:rFonts w:cs="Times New Roman"/>
+        </w:rPr>
+        <w:t>Hardware Requirement</w:t>
+      </w:r>
       <w:bookmarkEnd w:id="7"/>
-    </w:p>
-    <w:p>
-      <w:pPr>
-        <w:pStyle w:val="Heading2"/>
-        <w:spacing w:line="360" w:lineRule="auto"/>
-        <w:rPr>
-          <w:rFonts w:cs="Times New Roman"/>
-        </w:rPr>
-      </w:pPr>
-      <w:bookmarkStart w:id="8" w:name="_Toc216984590"/>
-      <w:r>
-        <w:rPr>
-          <w:rFonts w:cs="Times New Roman"/>
-        </w:rPr>
-        <w:t>2.1.Introduction</w:t>
-      </w:r>
-      <w:bookmarkEnd w:id="8"/>
-    </w:p>
-    <w:p>
-      <w:pPr>
-        <w:spacing w:line="360" w:lineRule="auto"/>
-        <w:rPr>
-          <w:rFonts w:cs="Times New Roman"/>
-        </w:rPr>
-      </w:pPr>
-      <w:r>
-        <w:rPr>
-          <w:rFonts w:cs="Times New Roman"/>
-        </w:rPr>
-        <w:t>System requirements explain what equipment and programs are needed to either use or develop the Stella Jewellery website. This sec</w:t>
-      </w:r>
-      <w:r>
-        <w:rPr>
-          <w:rFonts w:cs="Times New Roman"/>
-        </w:rPr>
-        <w:t>tion is divided int hardaware (</w:t>
-      </w:r>
-      <w:r>
-        <w:rPr>
-          <w:rFonts w:cs="Times New Roman"/>
-        </w:rPr>
-        <w:t>physical devices and components) and software (programs and application) to make it clear what is required for different situations.</w:t>
-      </w:r>
-    </w:p>
-    <w:p>
-      <w:pPr>
-        <w:pStyle w:val="Heading2"/>
-        <w:spacing w:line="360" w:lineRule="auto"/>
-        <w:rPr>
-          <w:rFonts w:cs="Times New Roman"/>
-        </w:rPr>
-      </w:pPr>
-      <w:bookmarkStart w:id="9" w:name="_Toc216984591"/>
-      <w:r>
-        <w:rPr>
-          <w:rFonts w:cs="Times New Roman"/>
-        </w:rPr>
-        <w:t>2</w:t>
-      </w:r>
-      <w:r>
-        <w:rPr>
-          <w:rFonts w:cs="Times New Roman"/>
-        </w:rPr>
-        <w:t>.2</w:t>
-      </w:r>
-      <w:r>
-        <w:rPr>
-          <w:rFonts w:cs="Times New Roman"/>
-        </w:rPr>
-        <w:t>.</w:t>
-      </w:r>
-      <w:r>
-        <w:rPr>
-          <w:rFonts w:cs="Times New Roman"/>
-        </w:rPr>
-        <w:t>Hardware Requirement</w:t>
-      </w:r>
-      <w:bookmarkEnd w:id="9"/>
     </w:p>
     <w:p>
       <w:pPr>
@@ -6299,12 +3766,11 @@
           <w:rFonts w:cs="Times New Roman"/>
         </w:rPr>
       </w:pPr>
-      <w:bookmarkStart w:id="10" w:name="_Toc216984592"/>
-      <w:r>
-        <w:rPr>
-          <w:rFonts w:cs="Times New Roman"/>
-        </w:rPr>
-        <w:lastRenderedPageBreak/>
+      <w:bookmarkStart w:id="8" w:name="_Toc217321357"/>
+      <w:r>
+        <w:rPr>
+          <w:rFonts w:cs="Times New Roman"/>
+        </w:rPr>
         <w:t>2</w:t>
       </w:r>
       <w:r>
@@ -6325,7 +3791,7 @@
         </w:rPr>
         <w:t>Software Requirement</w:t>
       </w:r>
-      <w:bookmarkEnd w:id="10"/>
+      <w:bookmarkEnd w:id="8"/>
     </w:p>
     <w:p>
       <w:pPr>
@@ -6342,7 +3808,11 @@
         <w:t>software tools, programs, and technologies needed to develop, run, and use a system effectively</w:t>
       </w:r>
       <w:r>
-        <w:t>. It specifies the operating systems, applications, browsers, and development tools required to ensure the software works correctly for both users and developers.</w:t>
+        <w:t xml:space="preserve">. It specifies the operating </w:t>
+      </w:r>
+      <w:r>
+        <w:lastRenderedPageBreak/>
+        <w:t>systems, applications, browsers, and development tools required to ensure the software works correctly for both users and developers.</w:t>
       </w:r>
     </w:p>
     <w:p>
@@ -6622,7 +4092,7 @@
           <w:rFonts w:cs="Times New Roman"/>
         </w:rPr>
       </w:pPr>
-      <w:bookmarkStart w:id="11" w:name="_Toc216984593"/>
+      <w:bookmarkStart w:id="9" w:name="_Toc217321358"/>
       <w:r>
         <w:rPr>
           <w:rFonts w:cs="Times New Roman"/>
@@ -6636,7 +4106,7 @@
         </w:rPr>
         <w:t>System Architecture &amp; Design</w:t>
       </w:r>
-      <w:bookmarkEnd w:id="11"/>
+      <w:bookmarkEnd w:id="9"/>
     </w:p>
     <w:p>
       <w:pPr>
@@ -6646,7 +4116,7 @@
           <w:rFonts w:cs="Times New Roman"/>
         </w:rPr>
       </w:pPr>
-      <w:bookmarkStart w:id="12" w:name="_Toc216984594"/>
+      <w:bookmarkStart w:id="10" w:name="_Toc217321359"/>
       <w:r>
         <w:rPr>
           <w:rFonts w:cs="Times New Roman"/>
@@ -6665,7 +4135,7 @@
         </w:rPr>
         <w:t>Architecture Diagram</w:t>
       </w:r>
-      <w:bookmarkEnd w:id="12"/>
+      <w:bookmarkEnd w:id="10"/>
     </w:p>
     <w:p>
       <w:pPr>
@@ -6747,8 +4217,8 @@
             <v:path o:extrusionok="f" gradientshapeok="t" o:connecttype="rect"/>
             <o:lock v:ext="edit" aspectratio="t"/>
           </v:shapetype>
-          <v:shape id="_x0000_i1025" type="#_x0000_t75" style="width:467.7pt;height:219.45pt">
-            <v:imagedata r:id="rId11" o:title="architecture diagram"/>
+          <v:shape id="_x0000_i1025" type="#_x0000_t75" style="width:467.55pt;height:219.75pt">
+            <v:imagedata r:id="rId9" o:title="architecture diagram"/>
           </v:shape>
         </w:pict>
       </w:r>
@@ -6776,7 +4246,7 @@
           <w:rFonts w:cs="Times New Roman"/>
         </w:rPr>
       </w:pPr>
-      <w:bookmarkStart w:id="13" w:name="_Toc216984595"/>
+      <w:bookmarkStart w:id="11" w:name="_Toc217321360"/>
       <w:r>
         <w:rPr>
           <w:rFonts w:cs="Times New Roman"/>
@@ -6789,7 +4259,7 @@
         </w:rPr>
         <w:t>Use Case Diagram</w:t>
       </w:r>
-      <w:bookmarkEnd w:id="13"/>
+      <w:bookmarkEnd w:id="11"/>
     </w:p>
     <w:p>
       <w:r>
@@ -6824,7 +4294,6 @@
         <w:ind w:left="284"/>
       </w:pPr>
       <w:r>
-        <w:lastRenderedPageBreak/>
         <w:t>Admin</w:t>
       </w:r>
     </w:p>
@@ -6854,9 +4323,10 @@
         <w:rPr>
           <w:noProof/>
         </w:rPr>
+        <w:lastRenderedPageBreak/>
         <w:pict>
-          <v:shape id="_x0000_s1027" type="#_x0000_t75" style="position:absolute;left:0;text-align:left;margin-left:51.45pt;margin-top:31.85pt;width:345.3pt;height:273.9pt;z-index:251660288">
-            <v:imagedata r:id="rId12" o:title="use case"/>
+          <v:shape id="_x0000_s1027" type="#_x0000_t75" style="position:absolute;left:0;text-align:left;margin-left:30.45pt;margin-top:31.85pt;width:383.45pt;height:304.15pt;z-index:251660288">
+            <v:imagedata r:id="rId10" o:title="use case"/>
             <w10:wrap type="topAndBottom"/>
           </v:shape>
         </w:pict>
@@ -6883,7 +4353,16 @@
           <w:rFonts w:cs="Times New Roman"/>
         </w:rPr>
       </w:pPr>
-      <w:bookmarkStart w:id="14" w:name="_Toc216984596"/>
+      <w:bookmarkStart w:id="12" w:name="_Toc217321361"/>
+    </w:p>
+    <w:p>
+      <w:pPr>
+        <w:pStyle w:val="Heading2"/>
+        <w:spacing w:line="360" w:lineRule="auto"/>
+        <w:rPr>
+          <w:rFonts w:cs="Times New Roman"/>
+        </w:rPr>
+      </w:pPr>
       <w:r>
         <w:rPr>
           <w:rFonts w:cs="Times New Roman"/>
@@ -6896,7 +4375,7 @@
         </w:rPr>
         <w:t>Database Schema</w:t>
       </w:r>
-      <w:bookmarkEnd w:id="14"/>
+      <w:bookmarkEnd w:id="12"/>
     </w:p>
     <w:p>
       <w:pPr>
@@ -7016,12 +4495,12 @@
           <wp:anchor distT="0" distB="0" distL="114300" distR="114300" simplePos="0" relativeHeight="251661312" behindDoc="0" locked="0" layoutInCell="1" allowOverlap="1">
             <wp:simplePos x="0" y="0"/>
             <wp:positionH relativeFrom="column">
-              <wp:posOffset>857250</wp:posOffset>
+              <wp:posOffset>-127635</wp:posOffset>
             </wp:positionH>
             <wp:positionV relativeFrom="paragraph">
-              <wp:posOffset>219075</wp:posOffset>
+              <wp:posOffset>228600</wp:posOffset>
             </wp:positionV>
-            <wp:extent cx="5076825" cy="3648075"/>
+            <wp:extent cx="5705475" cy="4095750"/>
             <wp:effectExtent l="19050" t="0" r="9525" b="0"/>
             <wp:wrapTopAndBottom/>
             <wp:docPr id="5" name="Picture 5" descr="ER Diagram of E-commerce. | Download Scientific Diagram"/>
@@ -7038,7 +4517,7 @@
                     </pic:cNvPicPr>
                   </pic:nvPicPr>
                   <pic:blipFill>
-                    <a:blip r:embed="rId13"/>
+                    <a:blip r:embed="rId11"/>
                     <a:srcRect/>
                     <a:stretch>
                       <a:fillRect/>
@@ -7047,7 +4526,7 @@
                   <pic:spPr bwMode="auto">
                     <a:xfrm>
                       <a:off x="0" y="0"/>
-                      <a:ext cx="5076825" cy="3648075"/>
+                      <a:ext cx="5705475" cy="4095750"/>
                     </a:xfrm>
                     <a:prstGeom prst="rect">
                       <a:avLst/>
@@ -7068,7 +4547,7 @@
       </w:r>
       <w:r>
         <w:pict>
-          <v:shape id="_x0000_i1026" type="#_x0000_t75" alt="ER Diagram of E-commerce. | Download Scientific Diagram" style="width:24.2pt;height:24.2pt"/>
+          <v:shape id="_x0000_i1026" type="#_x0000_t75" alt="ER Diagram of E-commerce. | Download Scientific Diagram" style="width:24.3pt;height:24.3pt"/>
         </w:pict>
       </w:r>
       <w:r>
@@ -7083,7 +4562,7 @@
           <w:rFonts w:cs="Times New Roman"/>
         </w:rPr>
       </w:pPr>
-      <w:bookmarkStart w:id="15" w:name="_Toc216984597"/>
+      <w:bookmarkStart w:id="13" w:name="_Toc217321362"/>
       <w:r>
         <w:rPr>
           <w:rFonts w:cs="Times New Roman"/>
@@ -7102,7 +4581,7 @@
         </w:rPr>
         <w:t xml:space="preserve"> How modules interact</w:t>
       </w:r>
-      <w:bookmarkEnd w:id="15"/>
+      <w:bookmarkEnd w:id="13"/>
     </w:p>
     <w:p>
       <w:pPr>
@@ -7412,7 +4891,17 @@
           <w:rFonts w:cs="Times New Roman"/>
         </w:rPr>
       </w:pPr>
-      <w:bookmarkStart w:id="16" w:name="_Toc216984598"/>
+      <w:bookmarkStart w:id="14" w:name="_Toc217321363"/>
+    </w:p>
+    <w:p/>
+    <w:p>
+      <w:pPr>
+        <w:pStyle w:val="Heading1"/>
+        <w:spacing w:line="360" w:lineRule="auto"/>
+        <w:rPr>
+          <w:rFonts w:cs="Times New Roman"/>
+        </w:rPr>
+      </w:pPr>
       <w:r>
         <w:rPr>
           <w:rFonts w:cs="Times New Roman"/>
@@ -7438,22 +4927,96 @@
         </w:rPr>
         <w:t>Implementation Details</w:t>
       </w:r>
+      <w:bookmarkEnd w:id="14"/>
+    </w:p>
+    <w:p>
+      <w:pPr>
+        <w:pStyle w:val="Heading2"/>
+        <w:spacing w:line="360" w:lineRule="auto"/>
+        <w:rPr>
+          <w:rFonts w:cs="Times New Roman"/>
+        </w:rPr>
+      </w:pPr>
+      <w:bookmarkStart w:id="15" w:name="_Toc217321364"/>
+      <w:r>
+        <w:rPr>
+          <w:rFonts w:cs="Times New Roman"/>
+        </w:rPr>
+        <w:t>4.1</w:t>
+      </w:r>
+      <w:r>
+        <w:rPr>
+          <w:rFonts w:cs="Times New Roman"/>
+        </w:rPr>
+        <w:t>.</w:t>
+      </w:r>
+      <w:r>
+        <w:rPr>
+          <w:rFonts w:cs="Times New Roman"/>
+        </w:rPr>
+        <w:t xml:space="preserve"> Product Categories and Filtering</w:t>
+      </w:r>
+      <w:bookmarkEnd w:id="15"/>
+    </w:p>
+    <w:p>
+      <w:pPr>
+        <w:spacing w:line="360" w:lineRule="auto"/>
+      </w:pPr>
+      <w:r>
+        <w:t>The product catalog organizes and displays all the products on the site. Products are grouped into categories and subcategories, making it easy for users to browse. Each product includes important details like images, descriptions, specifications, price, stock availability, and customer reviews. On the website, products are shown in responsive cards that adjust to different screen sizes. Users can navigate through products using pagination or infinite scroll. They can also use filters to quickly find products by price, brand, size, color, or ratings, and the filters remember their choices while browsing.</w:t>
+      </w:r>
+    </w:p>
+    <w:p>
+      <w:pPr>
+        <w:pStyle w:val="Heading2"/>
+        <w:spacing w:line="360" w:lineRule="auto"/>
+        <w:rPr>
+          <w:rFonts w:cs="Times New Roman"/>
+        </w:rPr>
+      </w:pPr>
+      <w:bookmarkStart w:id="16" w:name="_Toc217321365"/>
+      <w:r>
+        <w:rPr>
+          <w:rFonts w:cs="Times New Roman"/>
+        </w:rPr>
+        <w:t>4.2</w:t>
+      </w:r>
+      <w:r>
+        <w:rPr>
+          <w:rFonts w:cs="Times New Roman"/>
+        </w:rPr>
+        <w:t>.</w:t>
+      </w:r>
+      <w:r>
+        <w:rPr>
+          <w:rFonts w:cs="Times New Roman"/>
+        </w:rPr>
+        <w:t xml:space="preserve"> Shopping Card Logic</w:t>
+      </w:r>
       <w:bookmarkEnd w:id="16"/>
     </w:p>
     <w:p>
       <w:pPr>
+        <w:spacing w:line="360" w:lineRule="auto"/>
+      </w:pPr>
+      <w:r>
+        <w:t>The shopping cart lets users keep track of the products they want to buy throughout their visit. Items added to the cart are saved using the browser’s localStorage, so they stay even if the user leaves the site or isn’t logged in. Users can add products with specific quantities, remove items, or clear the cart entirely. The cart automatically calculates totals, taxes, shipping, and discounts. On the website, a cart icon shows the number of items and total cost, and users can view a detailed cart page or popup with product images, descriptions, prices, and editable quantities. The system also handles special cases like out-of-stock items or multiple browser tabs to ensure the cart works reliably.</w:t>
+      </w:r>
+    </w:p>
+    <w:p>
+      <w:pPr>
         <w:pStyle w:val="Heading2"/>
         <w:spacing w:line="360" w:lineRule="auto"/>
         <w:rPr>
           <w:rFonts w:cs="Times New Roman"/>
         </w:rPr>
       </w:pPr>
-      <w:bookmarkStart w:id="17" w:name="_Toc216984599"/>
-      <w:r>
-        <w:rPr>
-          <w:rFonts w:cs="Times New Roman"/>
-        </w:rPr>
-        <w:t>4.1</w:t>
+      <w:bookmarkStart w:id="17" w:name="_Toc217321366"/>
+      <w:r>
+        <w:rPr>
+          <w:rFonts w:cs="Times New Roman"/>
+        </w:rPr>
+        <w:t>4.3</w:t>
       </w:r>
       <w:r>
         <w:rPr>
@@ -7465,7 +5028,7 @@
         <w:rPr>
           <w:rFonts w:cs="Times New Roman"/>
         </w:rPr>
-        <w:t xml:space="preserve"> Product Categories and Filtering</w:t>
+        <w:t xml:space="preserve"> Payment Gateway Simulation</w:t>
       </w:r>
       <w:bookmarkEnd w:id="17"/>
     </w:p>
@@ -7474,7 +5037,7 @@
         <w:spacing w:line="360" w:lineRule="auto"/>
       </w:pPr>
       <w:r>
-        <w:t>The product catalog organizes and displays all the products on the site. Products are grouped into categories and subcategories, making it easy for users to browse. Each product includes important details like images, descriptions, specifications, price, stock availability, and customer reviews. On the website, products are shown in responsive cards that adjust to different screen sizes. Users can navigate through products using pagination or infinite scroll. They can also use filters to quickly find products by price, brand, size, color, or ratings, and the filters remember their choices while browsing.</w:t>
+        <w:t>The checkout guides users through a few easy steps from reviewing their cart to confirming the order. First, users can check and edit their cart items. The payment step simulates a secure transaction, letting users select a payment method and complete the payment. Before finishing, users see an order summary with all details. After submitting, they get an order confirmation with a reference number, estimated delivery, and receipt. The process shows progress, handles errors clearly, and lets users go back to make changes without losing information.</w:t>
       </w:r>
     </w:p>
     <w:p>
@@ -7485,12 +5048,12 @@
           <w:rFonts w:cs="Times New Roman"/>
         </w:rPr>
       </w:pPr>
-      <w:bookmarkStart w:id="18" w:name="_Toc216984600"/>
-      <w:r>
-        <w:rPr>
-          <w:rFonts w:cs="Times New Roman"/>
-        </w:rPr>
-        <w:t>4.2</w:t>
+      <w:bookmarkStart w:id="18" w:name="_Toc217321367"/>
+      <w:r>
+        <w:rPr>
+          <w:rFonts w:cs="Times New Roman"/>
+        </w:rPr>
+        <w:t>4.4</w:t>
       </w:r>
       <w:r>
         <w:rPr>
@@ -7502,90 +5065,15 @@
         <w:rPr>
           <w:rFonts w:cs="Times New Roman"/>
         </w:rPr>
-        <w:t xml:space="preserve"> Shopping Card Logic</w:t>
+        <w:t xml:space="preserve"> </w:t>
+      </w:r>
+      <w:r>
+        <w:rPr>
+          <w:rFonts w:cs="Times New Roman"/>
+        </w:rPr>
+        <w:t>User Interface Component and Design system</w:t>
       </w:r>
       <w:bookmarkEnd w:id="18"/>
-    </w:p>
-    <w:p>
-      <w:pPr>
-        <w:spacing w:line="360" w:lineRule="auto"/>
-      </w:pPr>
-      <w:r>
-        <w:t>The shopping cart lets users keep track of the products they want to buy throughout their visit. Items added to the cart are saved using the browser’s localStorage, so they stay even if the user leaves the site or isn’t logged in. Users can add products with specific quantities, remove items, or clear the cart entirely. The cart automatically calculates totals, taxes, shipping, and discounts. On the website, a cart icon shows the number of items and total cost, and users can view a detailed cart page or popup with product images, descriptions, prices, and editable quantities. The system also handles special cases like out-of-stock items or multiple browser tabs to ensure the cart works reliably.</w:t>
-      </w:r>
-    </w:p>
-    <w:p>
-      <w:pPr>
-        <w:pStyle w:val="Heading2"/>
-        <w:spacing w:line="360" w:lineRule="auto"/>
-        <w:rPr>
-          <w:rFonts w:cs="Times New Roman"/>
-        </w:rPr>
-      </w:pPr>
-      <w:bookmarkStart w:id="19" w:name="_Toc216984601"/>
-      <w:r>
-        <w:rPr>
-          <w:rFonts w:cs="Times New Roman"/>
-        </w:rPr>
-        <w:t>4.3</w:t>
-      </w:r>
-      <w:r>
-        <w:rPr>
-          <w:rFonts w:cs="Times New Roman"/>
-        </w:rPr>
-        <w:t>.</w:t>
-      </w:r>
-      <w:r>
-        <w:rPr>
-          <w:rFonts w:cs="Times New Roman"/>
-        </w:rPr>
-        <w:t xml:space="preserve"> Payment Gateway Simulation</w:t>
-      </w:r>
-      <w:bookmarkEnd w:id="19"/>
-    </w:p>
-    <w:p>
-      <w:pPr>
-        <w:spacing w:line="360" w:lineRule="auto"/>
-      </w:pPr>
-      <w:r>
-        <w:t>The checkout guides users through a few easy steps from reviewing their cart to confirming the order. First, users can check and edit their cart items. The payment step simulates a secure transaction, letting users select a payment method and complete the payment. Before finishing, users see an order summary with all details. After submitting, they get an order confirmation with a reference number, estimated delivery, and receipt. The process shows progress, handles errors clearly, and lets users go back to make changes without losing information.</w:t>
-      </w:r>
-    </w:p>
-    <w:p>
-      <w:pPr>
-        <w:pStyle w:val="Heading2"/>
-        <w:spacing w:line="360" w:lineRule="auto"/>
-        <w:rPr>
-          <w:rFonts w:cs="Times New Roman"/>
-        </w:rPr>
-      </w:pPr>
-      <w:bookmarkStart w:id="20" w:name="_Toc216984602"/>
-      <w:r>
-        <w:rPr>
-          <w:rFonts w:cs="Times New Roman"/>
-        </w:rPr>
-        <w:lastRenderedPageBreak/>
-        <w:t>4.4</w:t>
-      </w:r>
-      <w:r>
-        <w:rPr>
-          <w:rFonts w:cs="Times New Roman"/>
-        </w:rPr>
-        <w:t>.</w:t>
-      </w:r>
-      <w:r>
-        <w:rPr>
-          <w:rFonts w:cs="Times New Roman"/>
-        </w:rPr>
-        <w:t xml:space="preserve"> </w:t>
-      </w:r>
-      <w:r>
-        <w:rPr>
-          <w:rFonts w:cs="Times New Roman"/>
-        </w:rPr>
-        <w:t>User Interface Component and Design system</w:t>
-      </w:r>
-      <w:bookmarkEnd w:id="20"/>
     </w:p>
     <w:p>
       <w:pPr>
@@ -7612,7 +5100,11 @@
         <w:t>Typography</w:t>
       </w:r>
       <w:r>
-        <w:t xml:space="preserve"> is chosen carefully for headings, body text, and labels, with font sizes that adjust for different screen sizes. The layout uses </w:t>
+        <w:t xml:space="preserve"> is chosen carefully for headings, body </w:t>
+      </w:r>
+      <w:r>
+        <w:lastRenderedPageBreak/>
+        <w:t xml:space="preserve">text, and labels, with font sizes that adjust for different screen sizes. The layout uses </w:t>
       </w:r>
       <w:r>
         <w:rPr>
@@ -7633,7 +5125,7 @@
           <w:rFonts w:cs="Times New Roman"/>
         </w:rPr>
       </w:pPr>
-      <w:bookmarkStart w:id="21" w:name="_Toc216984603"/>
+      <w:bookmarkStart w:id="19" w:name="_Toc217321368"/>
       <w:r>
         <w:rPr>
           <w:rFonts w:cs="Times New Roman"/>
@@ -7652,7 +5144,7 @@
         </w:rPr>
         <w:t xml:space="preserve"> Performance Optimization Strategies</w:t>
       </w:r>
-      <w:bookmarkEnd w:id="21"/>
+      <w:bookmarkEnd w:id="19"/>
     </w:p>
     <w:p>
       <w:pPr>
@@ -7713,7 +5205,7 @@
           <w:rFonts w:cs="Times New Roman"/>
         </w:rPr>
       </w:pPr>
-      <w:bookmarkStart w:id="22" w:name="_Toc216984604"/>
+      <w:bookmarkStart w:id="20" w:name="_Toc217321369"/>
       <w:r>
         <w:rPr>
           <w:rFonts w:cs="Times New Roman"/>
@@ -7732,7 +5224,7 @@
         </w:rPr>
         <w:t xml:space="preserve"> Security Features</w:t>
       </w:r>
-      <w:bookmarkEnd w:id="22"/>
+      <w:bookmarkEnd w:id="20"/>
     </w:p>
     <w:p>
       <w:pPr>
@@ -7798,7 +5290,7 @@
           <w:rFonts w:cs="Times New Roman"/>
         </w:rPr>
       </w:pPr>
-      <w:bookmarkStart w:id="23" w:name="_Toc216984605"/>
+      <w:bookmarkStart w:id="21" w:name="_Toc217321370"/>
       <w:r>
         <w:rPr>
           <w:rFonts w:cs="Times New Roman"/>
@@ -7812,48 +5304,396 @@
         </w:rPr>
         <w:t>: User Interface Design</w:t>
       </w:r>
+      <w:bookmarkEnd w:id="21"/>
+    </w:p>
+    <w:p>
+      <w:pPr>
+        <w:pStyle w:val="Heading2"/>
+        <w:spacing w:line="360" w:lineRule="auto"/>
+        <w:rPr>
+          <w:rFonts w:cs="Times New Roman"/>
+        </w:rPr>
+      </w:pPr>
+      <w:r>
+        <w:rPr>
+          <w:rFonts w:cs="Times New Roman"/>
+          <w:noProof/>
+        </w:rPr>
+        <w:drawing>
+          <wp:anchor distT="0" distB="0" distL="114300" distR="114300" simplePos="0" relativeHeight="251664384" behindDoc="0" locked="0" layoutInCell="1" allowOverlap="1">
+            <wp:simplePos x="0" y="0"/>
+            <wp:positionH relativeFrom="column">
+              <wp:posOffset>3314700</wp:posOffset>
+            </wp:positionH>
+            <wp:positionV relativeFrom="paragraph">
+              <wp:posOffset>503555</wp:posOffset>
+            </wp:positionV>
+            <wp:extent cx="2781935" cy="3324225"/>
+            <wp:effectExtent l="19050" t="0" r="0" b="0"/>
+            <wp:wrapSquare wrapText="bothSides"/>
+            <wp:docPr id="7" name="Picture 7"/>
+            <wp:cNvGraphicFramePr>
+              <a:graphicFrameLocks xmlns:a="http://schemas.openxmlformats.org/drawingml/2006/main" noChangeAspect="1"/>
+            </wp:cNvGraphicFramePr>
+            <a:graphic xmlns:a="http://schemas.openxmlformats.org/drawingml/2006/main">
+              <a:graphicData uri="http://schemas.openxmlformats.org/drawingml/2006/picture">
+                <pic:pic xmlns:pic="http://schemas.openxmlformats.org/drawingml/2006/picture">
+                  <pic:nvPicPr>
+                    <pic:cNvPr id="0" name="Picture 7"/>
+                    <pic:cNvPicPr>
+                      <a:picLocks noChangeAspect="1" noChangeArrowheads="1"/>
+                    </pic:cNvPicPr>
+                  </pic:nvPicPr>
+                  <pic:blipFill>
+                    <a:blip r:embed="rId12"/>
+                    <a:srcRect/>
+                    <a:stretch>
+                      <a:fillRect/>
+                    </a:stretch>
+                  </pic:blipFill>
+                  <pic:spPr bwMode="auto">
+                    <a:xfrm>
+                      <a:off x="0" y="0"/>
+                      <a:ext cx="2781935" cy="3324225"/>
+                    </a:xfrm>
+                    <a:prstGeom prst="rect">
+                      <a:avLst/>
+                    </a:prstGeom>
+                    <a:noFill/>
+                    <a:ln w="9525">
+                      <a:noFill/>
+                      <a:miter lim="800000"/>
+                      <a:headEnd/>
+                      <a:tailEnd/>
+                    </a:ln>
+                  </pic:spPr>
+                </pic:pic>
+              </a:graphicData>
+            </a:graphic>
+          </wp:anchor>
+        </w:drawing>
+      </w:r>
+      <w:bookmarkStart w:id="22" w:name="_Toc217321371"/>
+      <w:r>
+        <w:rPr>
+          <w:rFonts w:cs="Times New Roman"/>
+        </w:rPr>
+        <w:t>5</w:t>
+      </w:r>
+      <w:r>
+        <w:rPr>
+          <w:rFonts w:cs="Times New Roman"/>
+        </w:rPr>
+        <w:t xml:space="preserve">.1. </w:t>
+      </w:r>
+      <w:r>
+        <w:rPr>
+          <w:rFonts w:cs="Times New Roman"/>
+        </w:rPr>
+        <w:t xml:space="preserve">Login and Register Page </w:t>
+      </w:r>
+      <w:r>
+        <w:rPr>
+          <w:rFonts w:cs="Times New Roman"/>
+        </w:rPr>
+        <w:t>Design</w:t>
+      </w:r>
+      <w:bookmarkEnd w:id="22"/>
+    </w:p>
+    <w:p>
+      <w:r>
+        <w:rPr>
+          <w:noProof/>
+        </w:rPr>
+        <w:drawing>
+          <wp:anchor distT="0" distB="0" distL="114300" distR="114300" simplePos="0" relativeHeight="251663360" behindDoc="1" locked="0" layoutInCell="1" allowOverlap="1">
+            <wp:simplePos x="0" y="0"/>
+            <wp:positionH relativeFrom="column">
+              <wp:posOffset>19050</wp:posOffset>
+            </wp:positionH>
+            <wp:positionV relativeFrom="paragraph">
+              <wp:posOffset>28575</wp:posOffset>
+            </wp:positionV>
+            <wp:extent cx="2983865" cy="3457575"/>
+            <wp:effectExtent l="19050" t="0" r="6985" b="0"/>
+            <wp:wrapSquare wrapText="bothSides"/>
+            <wp:docPr id="4" name="Picture 4"/>
+            <wp:cNvGraphicFramePr>
+              <a:graphicFrameLocks xmlns:a="http://schemas.openxmlformats.org/drawingml/2006/main" noChangeAspect="1"/>
+            </wp:cNvGraphicFramePr>
+            <a:graphic xmlns:a="http://schemas.openxmlformats.org/drawingml/2006/main">
+              <a:graphicData uri="http://schemas.openxmlformats.org/drawingml/2006/picture">
+                <pic:pic xmlns:pic="http://schemas.openxmlformats.org/drawingml/2006/picture">
+                  <pic:nvPicPr>
+                    <pic:cNvPr id="0" name="Picture 4"/>
+                    <pic:cNvPicPr>
+                      <a:picLocks noChangeAspect="1" noChangeArrowheads="1"/>
+                    </pic:cNvPicPr>
+                  </pic:nvPicPr>
+                  <pic:blipFill>
+                    <a:blip r:embed="rId13"/>
+                    <a:srcRect/>
+                    <a:stretch>
+                      <a:fillRect/>
+                    </a:stretch>
+                  </pic:blipFill>
+                  <pic:spPr bwMode="auto">
+                    <a:xfrm>
+                      <a:off x="0" y="0"/>
+                      <a:ext cx="2983865" cy="3457575"/>
+                    </a:xfrm>
+                    <a:prstGeom prst="rect">
+                      <a:avLst/>
+                    </a:prstGeom>
+                    <a:noFill/>
+                    <a:ln w="9525">
+                      <a:noFill/>
+                      <a:miter lim="800000"/>
+                      <a:headEnd/>
+                      <a:tailEnd/>
+                    </a:ln>
+                  </pic:spPr>
+                </pic:pic>
+              </a:graphicData>
+            </a:graphic>
+          </wp:anchor>
+        </w:drawing>
+      </w:r>
+    </w:p>
+    <w:p>
+      <w:pPr>
+        <w:spacing w:line="360" w:lineRule="auto"/>
+        <w:jc w:val="center"/>
+        <w:rPr>
+          <w:rFonts w:cs="Times New Roman"/>
+          <w:b/>
+          <w:bCs/>
+        </w:rPr>
+      </w:pPr>
+      <w:r>
+        <w:pict>
+          <v:shape id="_x0000_i1028" type="#_x0000_t75" alt="ER Diagram of E-commerce. | Download Scientific Diagram" style="width:24.3pt;height:24.3pt"/>
+        </w:pict>
+      </w:r>
+      <w:r>
+        <w:t>Fig: Login and Register Page</w:t>
+      </w:r>
+    </w:p>
+    <w:p>
+      <w:pPr>
+        <w:spacing w:before="100" w:beforeAutospacing="1" w:after="100" w:afterAutospacing="1" w:line="360" w:lineRule="auto"/>
+        <w:rPr>
+          <w:rFonts w:eastAsia="Times New Roman" w:cs="Times New Roman"/>
+          <w:kern w:val="0"/>
+        </w:rPr>
+      </w:pPr>
+      <w:r>
+        <w:rPr>
+          <w:rFonts w:eastAsia="Times New Roman" w:cs="Times New Roman"/>
+          <w:kern w:val="0"/>
+        </w:rPr>
+        <w:t xml:space="preserve">The system provides a clean and user-friendly authentication interface for </w:t>
+      </w:r>
+      <w:r>
+        <w:rPr>
+          <w:rFonts w:eastAsia="Times New Roman" w:cs="Times New Roman"/>
+          <w:bCs/>
+          <w:kern w:val="0"/>
+        </w:rPr>
+        <w:t>Stella Jewellers</w:t>
+      </w:r>
+      <w:r>
+        <w:rPr>
+          <w:rFonts w:eastAsia="Times New Roman" w:cs="Times New Roman"/>
+          <w:kern w:val="0"/>
+        </w:rPr>
+        <w:t xml:space="preserve">, which includes </w:t>
+      </w:r>
+      <w:r>
+        <w:rPr>
+          <w:rFonts w:eastAsia="Times New Roman" w:cs="Times New Roman"/>
+          <w:bCs/>
+          <w:kern w:val="0"/>
+        </w:rPr>
+        <w:t>Login</w:t>
+      </w:r>
+      <w:r>
+        <w:rPr>
+          <w:rFonts w:eastAsia="Times New Roman" w:cs="Times New Roman"/>
+          <w:kern w:val="0"/>
+        </w:rPr>
+        <w:t xml:space="preserve"> and </w:t>
+      </w:r>
+      <w:r>
+        <w:rPr>
+          <w:rFonts w:eastAsia="Times New Roman" w:cs="Times New Roman"/>
+          <w:bCs/>
+          <w:kern w:val="0"/>
+        </w:rPr>
+        <w:t>Registration</w:t>
+      </w:r>
+      <w:r>
+        <w:rPr>
+          <w:rFonts w:eastAsia="Times New Roman" w:cs="Times New Roman"/>
+          <w:kern w:val="0"/>
+        </w:rPr>
+        <w:t xml:space="preserve"> forms. These interfaces allow users to securely access the system or create a new account.</w:t>
+      </w:r>
+    </w:p>
+    <w:p>
+      <w:pPr>
+        <w:spacing w:before="100" w:beforeAutospacing="1" w:after="100" w:afterAutospacing="1" w:line="360" w:lineRule="auto"/>
+        <w:rPr>
+          <w:rFonts w:eastAsia="Times New Roman" w:cs="Times New Roman"/>
+          <w:kern w:val="0"/>
+        </w:rPr>
+      </w:pPr>
+      <w:r>
+        <w:rPr>
+          <w:rFonts w:eastAsia="Times New Roman" w:cs="Times New Roman"/>
+          <w:kern w:val="0"/>
+        </w:rPr>
+        <w:t xml:space="preserve">The </w:t>
+      </w:r>
+      <w:r>
+        <w:rPr>
+          <w:rFonts w:eastAsia="Times New Roman" w:cs="Times New Roman"/>
+          <w:bCs/>
+          <w:kern w:val="0"/>
+        </w:rPr>
+        <w:t>Login page</w:t>
+      </w:r>
+      <w:r>
+        <w:rPr>
+          <w:rFonts w:eastAsia="Times New Roman" w:cs="Times New Roman"/>
+          <w:kern w:val="0"/>
+        </w:rPr>
+        <w:t xml:space="preserve"> enables existing users to sign in using their registered email address and password. It also includes a </w:t>
+      </w:r>
+      <w:r>
+        <w:rPr>
+          <w:rFonts w:eastAsia="Times New Roman" w:cs="Times New Roman"/>
+          <w:iCs/>
+          <w:kern w:val="0"/>
+        </w:rPr>
+        <w:t>Remember Me</w:t>
+      </w:r>
+      <w:r>
+        <w:rPr>
+          <w:rFonts w:eastAsia="Times New Roman" w:cs="Times New Roman"/>
+          <w:kern w:val="0"/>
+        </w:rPr>
+        <w:t xml:space="preserve"> option for convenience and a </w:t>
+      </w:r>
+      <w:r>
+        <w:rPr>
+          <w:rFonts w:eastAsia="Times New Roman" w:cs="Times New Roman"/>
+          <w:iCs/>
+          <w:kern w:val="0"/>
+        </w:rPr>
+        <w:t>Forgot Password</w:t>
+      </w:r>
+      <w:r>
+        <w:rPr>
+          <w:rFonts w:eastAsia="Times New Roman" w:cs="Times New Roman"/>
+          <w:kern w:val="0"/>
+        </w:rPr>
+        <w:t xml:space="preserve"> link to help users recover their accounts if they forget their password.</w:t>
+      </w:r>
+    </w:p>
+    <w:p>
+      <w:pPr>
+        <w:spacing w:before="100" w:beforeAutospacing="1" w:after="100" w:afterAutospacing="1" w:line="360" w:lineRule="auto"/>
+        <w:rPr>
+          <w:rFonts w:eastAsia="Times New Roman" w:cs="Times New Roman"/>
+          <w:kern w:val="0"/>
+        </w:rPr>
+      </w:pPr>
+      <w:r>
+        <w:rPr>
+          <w:rFonts w:eastAsia="Times New Roman" w:cs="Times New Roman"/>
+          <w:kern w:val="0"/>
+        </w:rPr>
+        <w:t xml:space="preserve">The </w:t>
+      </w:r>
+      <w:r>
+        <w:rPr>
+          <w:rFonts w:eastAsia="Times New Roman" w:cs="Times New Roman"/>
+          <w:bCs/>
+          <w:kern w:val="0"/>
+        </w:rPr>
+        <w:t>Registration page</w:t>
+      </w:r>
+      <w:r>
+        <w:rPr>
+          <w:rFonts w:eastAsia="Times New Roman" w:cs="Times New Roman"/>
+          <w:kern w:val="0"/>
+        </w:rPr>
+        <w:t xml:space="preserve"> allows new users to create an account by entering basic details such as first name, last name, email address, and password. Users must confirm their password and agree to the </w:t>
+      </w:r>
+      <w:r>
+        <w:rPr>
+          <w:rFonts w:eastAsia="Times New Roman" w:cs="Times New Roman"/>
+          <w:iCs/>
+          <w:kern w:val="0"/>
+        </w:rPr>
+        <w:t>Terms of Service and Privacy Policy</w:t>
+      </w:r>
+      <w:r>
+        <w:rPr>
+          <w:rFonts w:eastAsia="Times New Roman" w:cs="Times New Roman"/>
+          <w:kern w:val="0"/>
+        </w:rPr>
+        <w:t xml:space="preserve"> before creating an account. A link is also provided for users who already have an account to navigate back to the login page.</w:t>
+      </w:r>
+    </w:p>
+    <w:p>
+      <w:pPr>
+        <w:pStyle w:val="Heading2"/>
+        <w:spacing w:line="360" w:lineRule="auto"/>
+        <w:rPr>
+          <w:rFonts w:cs="Times New Roman"/>
+        </w:rPr>
+      </w:pPr>
+      <w:bookmarkStart w:id="23" w:name="_Toc217321372"/>
+      <w:r>
+        <w:rPr>
+          <w:rFonts w:cs="Times New Roman"/>
+        </w:rPr>
+        <w:lastRenderedPageBreak/>
+        <w:t>5</w:t>
+      </w:r>
+      <w:r>
+        <w:rPr>
+          <w:rFonts w:cs="Times New Roman"/>
+        </w:rPr>
+        <w:t>.</w:t>
+      </w:r>
+      <w:r>
+        <w:rPr>
+          <w:rFonts w:cs="Times New Roman"/>
+        </w:rPr>
+        <w:t>2</w:t>
+      </w:r>
+      <w:r>
+        <w:rPr>
+          <w:rFonts w:cs="Times New Roman"/>
+        </w:rPr>
+        <w:t xml:space="preserve">. </w:t>
+      </w:r>
+      <w:r>
+        <w:rPr>
+          <w:rFonts w:cs="Times New Roman"/>
+        </w:rPr>
+        <w:t xml:space="preserve">Stella Jewellers E-commerce Website </w:t>
+      </w:r>
+      <w:r>
+        <w:rPr>
+          <w:rFonts w:cs="Times New Roman"/>
+        </w:rPr>
+        <w:t>Design</w:t>
+      </w:r>
       <w:bookmarkEnd w:id="23"/>
-    </w:p>
-    <w:p>
-      <w:pPr>
-        <w:pStyle w:val="Heading2"/>
-        <w:spacing w:line="360" w:lineRule="auto"/>
-        <w:rPr>
-          <w:rFonts w:cs="Times New Roman"/>
-        </w:rPr>
-      </w:pPr>
-      <w:bookmarkStart w:id="24" w:name="_Toc216984606"/>
-      <w:r>
-        <w:rPr>
-          <w:rFonts w:cs="Times New Roman"/>
-        </w:rPr>
-        <w:t>5</w:t>
-      </w:r>
-      <w:r>
-        <w:rPr>
-          <w:rFonts w:cs="Times New Roman"/>
-        </w:rPr>
-        <w:t>.</w:t>
-      </w:r>
-      <w:r>
-        <w:rPr>
-          <w:rFonts w:cs="Times New Roman"/>
-        </w:rPr>
-        <w:t xml:space="preserve">1. </w:t>
-      </w:r>
-      <w:r>
-        <w:rPr>
-          <w:rFonts w:cs="Times New Roman"/>
-        </w:rPr>
-        <w:t xml:space="preserve">Stella Jewellers E-commerce Website </w:t>
-      </w:r>
-      <w:r>
-        <w:rPr>
-          <w:rFonts w:cs="Times New Roman"/>
-        </w:rPr>
-        <w:t>Design</w:t>
-      </w:r>
-      <w:bookmarkEnd w:id="24"/>
     </w:p>
     <w:p>
       <w:pPr>
@@ -7923,7 +5763,7 @@
           <w:rFonts w:cs="Times New Roman"/>
         </w:rPr>
       </w:pPr>
-      <w:bookmarkStart w:id="25" w:name="_Toc208693050"/>
+      <w:bookmarkStart w:id="24" w:name="_Toc208693050"/>
       <w:r>
         <w:rPr>
           <w:rFonts w:cs="Times New Roman"/>
@@ -7967,7 +5807,7 @@
         </w:rPr>
         <w:t xml:space="preserve">:Homepage of </w:t>
       </w:r>
-      <w:bookmarkEnd w:id="25"/>
+      <w:bookmarkEnd w:id="24"/>
       <w:r>
         <w:rPr>
           <w:rFonts w:cs="Times New Roman"/>
@@ -8017,7 +5857,7 @@
           <w:rFonts w:cs="Times New Roman"/>
         </w:rPr>
       </w:pPr>
-      <w:bookmarkStart w:id="26" w:name="_Toc216984607"/>
+      <w:bookmarkStart w:id="25" w:name="_Toc217321373"/>
       <w:r>
         <w:rPr>
           <w:rFonts w:cs="Times New Roman"/>
@@ -8029,9 +5869,15 @@
         <w:rPr>
           <w:rFonts w:cs="Times New Roman"/>
         </w:rPr>
-        <w:t>.2. About Us Page Design</w:t>
-      </w:r>
-      <w:bookmarkEnd w:id="26"/>
+        <w:t>.3</w:t>
+      </w:r>
+      <w:r>
+        <w:rPr>
+          <w:rFonts w:cs="Times New Roman"/>
+        </w:rPr>
+        <w:t>. About Us Page Design</w:t>
+      </w:r>
+      <w:bookmarkEnd w:id="25"/>
     </w:p>
     <w:p>
       <w:pPr>
@@ -8101,7 +5947,7 @@
           <w:rFonts w:cs="Times New Roman"/>
         </w:rPr>
       </w:pPr>
-      <w:bookmarkStart w:id="27" w:name="_Toc208693051"/>
+      <w:bookmarkStart w:id="26" w:name="_Toc208693051"/>
       <w:r>
         <w:rPr>
           <w:rFonts w:cs="Times New Roman"/>
@@ -8145,7 +5991,7 @@
         </w:rPr>
         <w:t xml:space="preserve">:About Us Page </w:t>
       </w:r>
-      <w:bookmarkEnd w:id="27"/>
+      <w:bookmarkEnd w:id="26"/>
       <w:r>
         <w:rPr>
           <w:rFonts w:cs="Times New Roman"/>
@@ -8210,7 +6056,7 @@
           <w:rFonts w:cs="Times New Roman"/>
         </w:rPr>
       </w:pPr>
-      <w:bookmarkStart w:id="28" w:name="_Toc216984608"/>
+      <w:bookmarkStart w:id="27" w:name="_Toc217321374"/>
       <w:r>
         <w:rPr>
           <w:rFonts w:cs="Times New Roman"/>
@@ -8222,9 +6068,15 @@
         <w:rPr>
           <w:rFonts w:cs="Times New Roman"/>
         </w:rPr>
-        <w:t>.3. Contact Us Section</w:t>
-      </w:r>
-      <w:bookmarkEnd w:id="28"/>
+        <w:t>.4</w:t>
+      </w:r>
+      <w:r>
+        <w:rPr>
+          <w:rFonts w:cs="Times New Roman"/>
+        </w:rPr>
+        <w:t>. Contact Us Section</w:t>
+      </w:r>
+      <w:bookmarkEnd w:id="27"/>
     </w:p>
     <w:p>
       <w:pPr>
@@ -8285,7 +6137,7 @@
           </wp:inline>
         </w:drawing>
       </w:r>
-      <w:bookmarkStart w:id="29" w:name="_Toc208693052"/>
+      <w:bookmarkStart w:id="28" w:name="_Toc208693052"/>
     </w:p>
     <w:p>
       <w:pPr>
@@ -8313,7 +6165,7 @@
         </w:rPr>
         <w:t>Contact Us Section</w:t>
       </w:r>
-      <w:bookmarkEnd w:id="29"/>
+      <w:bookmarkEnd w:id="28"/>
     </w:p>
     <w:p>
       <w:pPr>
@@ -8445,7 +6297,7 @@
           <w:rFonts w:cs="Times New Roman"/>
         </w:rPr>
       </w:pPr>
-      <w:bookmarkStart w:id="30" w:name="_Toc216984609"/>
+      <w:bookmarkStart w:id="29" w:name="_Toc217321375"/>
       <w:r>
         <w:rPr>
           <w:rFonts w:cs="Times New Roman"/>
@@ -8457,7 +6309,7 @@
         <w:rPr>
           <w:rFonts w:cs="Times New Roman"/>
         </w:rPr>
-        <w:t>.4</w:t>
+        <w:t>.5</w:t>
       </w:r>
       <w:r>
         <w:rPr>
@@ -8477,7 +6329,7 @@
         </w:rPr>
         <w:t xml:space="preserve"> Section</w:t>
       </w:r>
-      <w:bookmarkEnd w:id="30"/>
+      <w:bookmarkEnd w:id="29"/>
     </w:p>
     <w:p>
       <w:pPr>
@@ -8599,7 +6451,7 @@
           <w:rFonts w:cs="Times New Roman"/>
         </w:rPr>
       </w:pPr>
-      <w:bookmarkStart w:id="31" w:name="_Toc216984610"/>
+      <w:bookmarkStart w:id="30" w:name="_Toc217321376"/>
       <w:r>
         <w:rPr>
           <w:rFonts w:cs="Times New Roman"/>
@@ -8617,7 +6469,7 @@
         <w:rPr>
           <w:rFonts w:cs="Times New Roman"/>
         </w:rPr>
-        <w:t>5</w:t>
+        <w:t>6</w:t>
       </w:r>
       <w:r>
         <w:rPr>
@@ -8637,7 +6489,7 @@
         </w:rPr>
         <w:t xml:space="preserve"> Section</w:t>
       </w:r>
-      <w:bookmarkEnd w:id="31"/>
+      <w:bookmarkEnd w:id="30"/>
     </w:p>
     <w:p>
       <w:r>
@@ -8782,7 +6634,7 @@
           <w:rFonts w:cs="Times New Roman"/>
         </w:rPr>
       </w:pPr>
-      <w:bookmarkStart w:id="32" w:name="_Toc216984611"/>
+      <w:bookmarkStart w:id="31" w:name="_Toc217321377"/>
       <w:r>
         <w:rPr>
           <w:rFonts w:cs="Times New Roman"/>
@@ -8802,36 +6654,36 @@
         </w:rPr>
         <w:t>Challenges Faced and Solutions</w:t>
       </w:r>
+      <w:bookmarkEnd w:id="31"/>
+    </w:p>
+    <w:p>
+      <w:pPr>
+        <w:pStyle w:val="Heading2"/>
+        <w:spacing w:line="360" w:lineRule="auto"/>
+        <w:rPr>
+          <w:rFonts w:cs="Times New Roman"/>
+        </w:rPr>
+      </w:pPr>
+      <w:bookmarkStart w:id="32" w:name="_Toc217321378"/>
+      <w:r>
+        <w:rPr>
+          <w:rFonts w:cs="Times New Roman"/>
+        </w:rPr>
+        <w:t>6</w:t>
+      </w:r>
+      <w:r>
+        <w:rPr>
+          <w:rFonts w:cs="Times New Roman"/>
+        </w:rPr>
+        <w:t xml:space="preserve">.1. </w:t>
+      </w:r>
+      <w:r>
+        <w:rPr>
+          <w:rFonts w:cs="Times New Roman"/>
+        </w:rPr>
+        <w:t>Introduction</w:t>
+      </w:r>
       <w:bookmarkEnd w:id="32"/>
-    </w:p>
-    <w:p>
-      <w:pPr>
-        <w:pStyle w:val="Heading2"/>
-        <w:spacing w:line="360" w:lineRule="auto"/>
-        <w:rPr>
-          <w:rFonts w:cs="Times New Roman"/>
-        </w:rPr>
-      </w:pPr>
-      <w:bookmarkStart w:id="33" w:name="_Toc216984612"/>
-      <w:r>
-        <w:rPr>
-          <w:rFonts w:cs="Times New Roman"/>
-        </w:rPr>
-        <w:t>6</w:t>
-      </w:r>
-      <w:r>
-        <w:rPr>
-          <w:rFonts w:cs="Times New Roman"/>
-        </w:rPr>
-        <w:t xml:space="preserve">.1. </w:t>
-      </w:r>
-      <w:r>
-        <w:rPr>
-          <w:rFonts w:cs="Times New Roman"/>
-        </w:rPr>
-        <w:t>Introduction</w:t>
-      </w:r>
-      <w:bookmarkEnd w:id="33"/>
     </w:p>
     <w:p>
       <w:pPr>
@@ -8885,7 +6737,7 @@
           <w:rFonts w:cs="Times New Roman"/>
         </w:rPr>
       </w:pPr>
-      <w:bookmarkStart w:id="34" w:name="_Toc216984613"/>
+      <w:bookmarkStart w:id="33" w:name="_Toc217321379"/>
       <w:r>
         <w:rPr>
           <w:rFonts w:cs="Times New Roman"/>
@@ -8904,7 +6756,7 @@
         </w:rPr>
         <w:t>Challenge Faced</w:t>
       </w:r>
-      <w:bookmarkEnd w:id="34"/>
+      <w:bookmarkEnd w:id="33"/>
     </w:p>
     <w:p>
       <w:pPr>
@@ -9231,7 +7083,7 @@
           <w:kern w:val="0"/>
         </w:rPr>
         <w:pict>
-          <v:shape id="_x0000_i1027" type="#_x0000_t75" style="width:165.9pt;height:286.25pt">
+          <v:shape id="_x0000_i1027" type="#_x0000_t75" style="width:165.5pt;height:286.15pt">
             <v:imagedata r:id="rId20" o:title="WhatsApp Image 2025-12-18 at 8"/>
           </v:shape>
         </w:pict>
@@ -9381,7 +7233,7 @@
           <w:rFonts w:cs="Times New Roman"/>
         </w:rPr>
       </w:pPr>
-      <w:bookmarkStart w:id="35" w:name="_Toc216984614"/>
+      <w:bookmarkStart w:id="34" w:name="_Toc217321380"/>
       <w:r>
         <w:rPr>
           <w:rFonts w:cs="Times New Roman"/>
@@ -9401,17 +7253,54 @@
         </w:rPr>
         <w:t>Conclusion</w:t>
       </w:r>
+      <w:bookmarkEnd w:id="34"/>
+    </w:p>
+    <w:p>
+      <w:pPr>
+        <w:pStyle w:val="Heading2"/>
+        <w:spacing w:line="360" w:lineRule="auto"/>
+        <w:rPr>
+          <w:rFonts w:cs="Times New Roman"/>
+        </w:rPr>
+      </w:pPr>
+      <w:bookmarkStart w:id="35" w:name="_Toc217321381"/>
+      <w:r>
+        <w:rPr>
+          <w:rFonts w:cs="Times New Roman"/>
+        </w:rPr>
+        <w:t>7</w:t>
+      </w:r>
+      <w:r>
+        <w:rPr>
+          <w:rFonts w:cs="Times New Roman"/>
+        </w:rPr>
+        <w:t xml:space="preserve">.1. </w:t>
+      </w:r>
+      <w:r>
+        <w:rPr>
+          <w:rFonts w:cs="Times New Roman"/>
+        </w:rPr>
+        <w:t>Summary</w:t>
+      </w:r>
       <w:bookmarkEnd w:id="35"/>
     </w:p>
     <w:p>
       <w:pPr>
+        <w:spacing w:line="360" w:lineRule="auto"/>
+      </w:pPr>
+      <w:r>
+        <w:t>In conclusion, this e-commerce website successfully provides a seamless and engaging online shopping experience for users across different devices and screen sizes, thanks to its fully responsive design. The website allows customers to easily browse products, view details, and make purchases without the need for an administrator panel, making it simple and accessible. During the development process, challenges such as ensuring consistent layout across devices, optimizing performance, and implementing intuitive navigation were effectively addressed. This project demonstrates the practical application of modern web development technologies, combining HTML, CSS, JavaScript, and other tools to create a functional and visually appealing online store. Overall, the website not only meets the core objectives of showcasing products and facilitating transactions but also provides a strong foundation for future enhancements, scalability, and improved user engagement.</w:t>
+      </w:r>
+    </w:p>
+    <w:p>
+      <w:pPr>
         <w:pStyle w:val="Heading2"/>
         <w:spacing w:line="360" w:lineRule="auto"/>
         <w:rPr>
           <w:rFonts w:cs="Times New Roman"/>
         </w:rPr>
       </w:pPr>
-      <w:bookmarkStart w:id="36" w:name="_Toc216984615"/>
+      <w:bookmarkStart w:id="36" w:name="_Toc217321382"/>
       <w:r>
         <w:rPr>
           <w:rFonts w:cs="Times New Roman"/>
@@ -9422,64 +7311,27 @@
         <w:rPr>
           <w:rFonts w:cs="Times New Roman"/>
         </w:rPr>
-        <w:t xml:space="preserve">.1. </w:t>
-      </w:r>
-      <w:r>
-        <w:rPr>
-          <w:rFonts w:cs="Times New Roman"/>
-        </w:rPr>
-        <w:t>Summary</w:t>
+        <w:t>.</w:t>
+      </w:r>
+      <w:r>
+        <w:rPr>
+          <w:rFonts w:cs="Times New Roman"/>
+        </w:rPr>
+        <w:t>2</w:t>
+      </w:r>
+      <w:r>
+        <w:rPr>
+          <w:rFonts w:cs="Times New Roman"/>
+        </w:rPr>
+        <w:t xml:space="preserve">. </w:t>
+      </w:r>
+      <w:r>
+        <w:rPr>
+          <w:rFonts w:cs="Times New Roman"/>
+        </w:rPr>
+        <w:t>Challenge Faced</w:t>
       </w:r>
       <w:bookmarkEnd w:id="36"/>
-    </w:p>
-    <w:p>
-      <w:pPr>
-        <w:spacing w:line="360" w:lineRule="auto"/>
-      </w:pPr>
-      <w:r>
-        <w:t>In conclusion, this e-commerce website successfully provides a seamless and engaging online shopping experience for users across different devices and screen sizes, thanks to its fully responsive design. The website allows customers to easily browse products, view details, and make purchases without the need for an administrator panel, making it simple and accessible. During the development process, challenges such as ensuring consistent layout across devices, optimizing performance, and implementing intuitive navigation were effectively addressed. This project demonstrates the practical application of modern web development technologies, combining HTML, CSS, JavaScript, and other tools to create a functional and visually appealing online store. Overall, the website not only meets the core objectives of showcasing products and facilitating transactions but also provides a strong foundation for future enhancements, scalability, and improved user engagement.</w:t>
-      </w:r>
-    </w:p>
-    <w:p>
-      <w:pPr>
-        <w:pStyle w:val="Heading2"/>
-        <w:spacing w:line="360" w:lineRule="auto"/>
-        <w:rPr>
-          <w:rFonts w:cs="Times New Roman"/>
-        </w:rPr>
-      </w:pPr>
-      <w:bookmarkStart w:id="37" w:name="_Toc216984616"/>
-      <w:r>
-        <w:rPr>
-          <w:rFonts w:cs="Times New Roman"/>
-        </w:rPr>
-        <w:t>7</w:t>
-      </w:r>
-      <w:r>
-        <w:rPr>
-          <w:rFonts w:cs="Times New Roman"/>
-        </w:rPr>
-        <w:t>.</w:t>
-      </w:r>
-      <w:r>
-        <w:rPr>
-          <w:rFonts w:cs="Times New Roman"/>
-        </w:rPr>
-        <w:t>2</w:t>
-      </w:r>
-      <w:r>
-        <w:rPr>
-          <w:rFonts w:cs="Times New Roman"/>
-        </w:rPr>
-        <w:t xml:space="preserve">. </w:t>
-      </w:r>
-      <w:r>
-        <w:rPr>
-          <w:rFonts w:cs="Times New Roman"/>
-        </w:rPr>
-        <w:t>Challenge Faced</w:t>
-      </w:r>
-      <w:bookmarkEnd w:id="37"/>
     </w:p>
     <w:p>
       <w:pPr>
@@ -9642,7 +7494,6 @@
           <w:bCs/>
           <w:kern w:val="0"/>
         </w:rPr>
-        <w:lastRenderedPageBreak/>
         <w:t>Performance Optimization:</w:t>
       </w:r>
       <w:r>
@@ -9671,6 +7522,7 @@
           <w:bCs/>
           <w:kern w:val="0"/>
         </w:rPr>
+        <w:lastRenderedPageBreak/>
         <w:t>Scalability</w:t>
       </w:r>
       <w:r>
@@ -9734,6 +7586,7 @@
     <w:p/>
     <w:p/>
     <w:p/>
+    <w:p/>
     <w:p>
       <w:pPr>
         <w:pStyle w:val="Heading1"/>
@@ -9745,7 +7598,7 @@
           <w:bCs w:val="0"/>
         </w:rPr>
       </w:pPr>
-      <w:bookmarkStart w:id="38" w:name="_Toc216984617"/>
+      <w:bookmarkStart w:id="37" w:name="_Toc217321383"/>
       <w:r>
         <w:rPr>
           <w:rFonts w:cs="Times New Roman"/>
@@ -9753,7 +7606,7 @@
         <w:lastRenderedPageBreak/>
         <w:t>Reference</w:t>
       </w:r>
-      <w:bookmarkEnd w:id="38"/>
+      <w:bookmarkEnd w:id="37"/>
     </w:p>
     <w:p>
       <w:pPr>
@@ -9928,8 +7781,8 @@
     </w:p>
     <w:sectPr>
       <w:footerReference w:type="default" r:id="rId25"/>
-      <w:pgSz w:w="12240" w:h="15840"/>
-      <w:pgMar w:top="1440" w:right="1440" w:bottom="1440" w:left="1440" w:header="720" w:footer="720" w:gutter="0"/>
+      <w:pgSz w:w="11907" w:h="16839" w:code="9"/>
+      <w:pgMar w:top="1440" w:right="1440" w:bottom="1440" w:left="1701" w:header="720" w:footer="720" w:gutter="0"/>
       <w:pgNumType w:start="1"/>
       <w:cols w:space="720"/>
       <w:docGrid w:linePitch="360"/>
@@ -9964,22 +7817,6 @@
 </file>
 
 <file path=word/footer1.xml><?xml version="1.0" encoding="utf-8"?>
-<w:ftr xmlns:ve="http://schemas.openxmlformats.org/markup-compatibility/2006" xmlns:o="urn:schemas-microsoft-com:office:office" xmlns:r="http://schemas.openxmlformats.org/officeDocument/2006/relationships" xmlns:m="http://schemas.openxmlformats.org/officeDocument/2006/math" xmlns:v="urn:schemas-microsoft-com:vml" xmlns:wp="http://schemas.openxmlformats.org/drawingml/2006/wordprocessingDrawing" xmlns:w10="urn:schemas-microsoft-com:office:word" xmlns:w="http://schemas.openxmlformats.org/wordprocessingml/2006/main" xmlns:wne="http://schemas.microsoft.com/office/word/2006/wordml">
-  <w:p>
-    <w:pPr>
-      <w:pStyle w:val="Footer"/>
-      <w:jc w:val="center"/>
-    </w:pPr>
-  </w:p>
-  <w:p>
-    <w:pPr>
-      <w:pStyle w:val="Footer"/>
-    </w:pPr>
-  </w:p>
-</w:ftr>
-</file>
-
-<file path=word/footer2.xml><?xml version="1.0" encoding="utf-8"?>
 <w:ftr xmlns:ve="http://schemas.openxmlformats.org/markup-compatibility/2006" xmlns:o="urn:schemas-microsoft-com:office:office" xmlns:r="http://schemas.openxmlformats.org/officeDocument/2006/relationships" xmlns:m="http://schemas.openxmlformats.org/officeDocument/2006/math" xmlns:v="urn:schemas-microsoft-com:vml" xmlns:wp="http://schemas.openxmlformats.org/drawingml/2006/wordprocessingDrawing" xmlns:w10="urn:schemas-microsoft-com:office:word" xmlns:w="http://schemas.openxmlformats.org/wordprocessingml/2006/main" xmlns:wne="http://schemas.microsoft.com/office/word/2006/wordml">
   <w:sdt>
     <w:sdtPr>
@@ -10005,7 +7842,7 @@
             <w:rPr>
               <w:noProof/>
             </w:rPr>
-            <w:t>vi</w:t>
+            <w:t>ii</w:t>
           </w:r>
         </w:fldSimple>
       </w:p>
@@ -10019,7 +7856,7 @@
 </w:ftr>
 </file>
 
-<file path=word/footer3.xml><?xml version="1.0" encoding="utf-8"?>
+<file path=word/footer2.xml><?xml version="1.0" encoding="utf-8"?>
 <w:ftr xmlns:ve="http://schemas.openxmlformats.org/markup-compatibility/2006" xmlns:o="urn:schemas-microsoft-com:office:office" xmlns:r="http://schemas.openxmlformats.org/officeDocument/2006/relationships" xmlns:m="http://schemas.openxmlformats.org/officeDocument/2006/math" xmlns:v="urn:schemas-microsoft-com:vml" xmlns:wp="http://schemas.openxmlformats.org/drawingml/2006/wordprocessingDrawing" xmlns:w10="urn:schemas-microsoft-com:office:word" xmlns:w="http://schemas.openxmlformats.org/wordprocessingml/2006/main" xmlns:wne="http://schemas.microsoft.com/office/word/2006/wordml">
   <w:p>
     <w:pPr>
@@ -10031,7 +7868,7 @@
         <w:rPr>
           <w:noProof/>
         </w:rPr>
-        <w:t>12</w:t>
+        <w:t>21</w:t>
       </w:r>
     </w:fldSimple>
   </w:p>
@@ -11575,7 +9412,7 @@
   <w:style w:type="paragraph" w:default="1" w:styleId="Normal">
     <w:name w:val="Normal"/>
     <w:qFormat/>
-    <w:rsid w:val="00C114FB"/>
+    <w:rsid w:val="00862FC4"/>
     <w:pPr>
       <w:spacing w:before="120"/>
       <w:jc w:val="both"/>
@@ -13179,7 +11016,7 @@
   <a:extraClrSchemeLst/>
   <a:extLst>
     <a:ext uri="{05A4C25C-085E-4340-85A3-A5531E510DB2}">
-      <thm15:themeFamily xmlns="" xmlns:thm15="http://schemas.microsoft.com/office/thememl/2012/main" name="Office Theme" id="{62F939B6-93AF-4DB8-9C6B-D6C7DFDC589F}" vid="{4A3C46E8-61CC-4603-A589-7422A47A8E4A}"/>
+      <thm15:themeFamily xmlns:thm15="http://schemas.microsoft.com/office/thememl/2012/main" xmlns="" name="Office Theme" id="{62F939B6-93AF-4DB8-9C6B-D6C7DFDC589F}" vid="{4A3C46E8-61CC-4603-A589-7422A47A8E4A}"/>
     </a:ext>
   </a:extLst>
 </a:theme>
